--- a/Fase 2/Evidencias Grupales/2.4_GuiaEstudiante_Fase 2_DesarrolloProyecto APT.docx
+++ b/Fase 2/Evidencias Grupales/2.4_GuiaEstudiante_Fase 2_DesarrolloProyecto APT.docx
@@ -162,6 +162,7 @@
                                 </w:rPr>
                                 <w:t xml:space="preserve">Asignatura </w:t>
                               </w:r>
+                              <w:proofErr w:type="spellStart"/>
                               <w:r>
                                 <w:rPr>
                                   <w:b/>
@@ -171,6 +172,7 @@
                                 </w:rPr>
                                 <w:t>Capstone</w:t>
                               </w:r>
+                              <w:proofErr w:type="spellEnd"/>
                             </w:p>
                           </w:txbxContent>
                         </wps:txbx>
@@ -643,55 +645,199 @@
                 <w:szCs w:val="20"/>
                 <w:lang w:eastAsia="es-CL"/>
               </w:rPr>
-              <w:t>Hasta la fecha el equipo ha implementado y probado el núcleo de la plataforma Punto Participa, siguiendo los cinco sprints de Scrum definidos en la Fase 1. Los Sprints 1, 2 y 3 se cumplieron según lo planificado: usuarios, roles y gestión de actividades con control de propietario (Sprint 1); registro de asistencia por RUT, QR de cédula y código de barras de Vivo Duoc, con control de duplicados y auditoría con filtros (Sprint 2); e inscripción pública a talleres con transacción y bloqueo de fila, con los mensajes “Sin cupos disponibles” y “Evento ya realizado” (Sprint 3). El módulo de reportes (Sprint 5) se adelantó: filtra por actividad, escuela, carrera, jornada y fechas, y exporta a CSV y Excel.</w:t>
-            </w:r>
-          </w:p>
-          <w:p>
-            <w:pPr>
-              <w:jc w:val="both"/>
-              <w:rPr>
-                <w:rFonts w:ascii="Calibri" w:hAnsi="Calibri" w:cs="Arial"/>
-                <w:i/>
-                <w:color w:val="548DD4"/>
-                <w:sz w:val="20"/>
-                <w:szCs w:val="20"/>
-                <w:lang w:eastAsia="es-CL"/>
-              </w:rPr>
-            </w:pPr>
-            <w:r>
-              <w:rPr>
-                <w:rFonts w:ascii="Calibri" w:hAnsi="Calibri" w:cs="Arial"/>
-                <w:i/>
-                <w:color w:val="548DD4"/>
-                <w:sz w:val="20"/>
-                <w:szCs w:val="20"/>
-                <w:lang w:eastAsia="es-CL"/>
-              </w:rPr>
-              <w:t>En puntos de función, hay 42 de 50 PF completos (Historias 001, 002, 004, 005, 006 y 007). Otros 5 PF (Historia 003, invitaciones por correo) están en curso: la lógica está terminada, pero los correos se muestran en la consola del servidor porque falta activar el envío real por SMTP. Los 3 PF restantes (Historia 008, respaldo) están pendientes: el mecanismo de respaldo automático y periódico debe implementarse en el entorno de producción, que todavía no existe. Mientras tanto, se realizaron respaldos manuales de la base y del volumen de imágenes, y una restauración de prueba con los mismos conteos, como preparación.</w:t>
-            </w:r>
-          </w:p>
-          <w:p>
-            <w:pPr>
-              <w:jc w:val="both"/>
-              <w:rPr>
-                <w:rFonts w:ascii="Calibri" w:hAnsi="Calibri" w:cs="Arial"/>
-                <w:i/>
-                <w:color w:val="548DD4"/>
-                <w:sz w:val="20"/>
-                <w:szCs w:val="20"/>
-                <w:lang w:eastAsia="es-CL"/>
-              </w:rPr>
-            </w:pPr>
-            <w:r>
-              <w:rPr>
-                <w:rFonts w:ascii="Calibri" w:hAnsi="Calibri" w:cs="Arial"/>
-                <w:i/>
-                <w:color w:val="548DD4"/>
-                <w:sz w:val="20"/>
-                <w:szCs w:val="20"/>
-                <w:lang w:eastAsia="es-CL"/>
-              </w:rPr>
-              <w:t>Además del plan original, el equipo reforzó la calidad y la seguridad: credenciales en variables de entorno, contraseñas aleatorias, recuperación de clave por token, límites de intentos en login, recuperación y escáner, sanitización de fórmulas en exportaciones, validación de imágenes, dockerización completa y normalización del RUT en todo el sistema (RUT, RUN provisorio y pasaporte).</w:t>
+              <w:t xml:space="preserve">El proyecto avanza por encima de lo planificado en la carta Gantt. A la fecha debían estar terminados los </w:t>
+            </w:r>
+            <w:proofErr w:type="spellStart"/>
+            <w:r>
+              <w:rPr>
+                <w:rFonts w:ascii="Calibri" w:hAnsi="Calibri" w:cs="Arial"/>
+                <w:i/>
+                <w:color w:val="548DD4"/>
+                <w:sz w:val="20"/>
+                <w:szCs w:val="20"/>
+                <w:lang w:eastAsia="es-CL"/>
+              </w:rPr>
+              <w:t>Sprints</w:t>
+            </w:r>
+            <w:proofErr w:type="spellEnd"/>
+            <w:r>
+              <w:rPr>
+                <w:rFonts w:ascii="Calibri" w:hAnsi="Calibri" w:cs="Arial"/>
+                <w:i/>
+                <w:color w:val="548DD4"/>
+                <w:sz w:val="20"/>
+                <w:szCs w:val="20"/>
+                <w:lang w:eastAsia="es-CL"/>
+              </w:rPr>
+              <w:t xml:space="preserve"> 1 y 2 (semanas 5 a 8), equivalentes a 26 de 50 puntos de función. El equipo lleva 42 de 50 PF completos, es decir, 84 %, porque además adelantó el Sprint 3 y el Sprint 5.</w:t>
+            </w:r>
+          </w:p>
+          <w:p>
+            <w:pPr>
+              <w:jc w:val="both"/>
+              <w:rPr>
+                <w:rFonts w:ascii="Calibri" w:hAnsi="Calibri" w:cs="Arial"/>
+                <w:i/>
+                <w:color w:val="548DD4"/>
+                <w:sz w:val="20"/>
+                <w:szCs w:val="20"/>
+                <w:lang w:eastAsia="es-CL"/>
+              </w:rPr>
+            </w:pPr>
+            <w:r>
+              <w:rPr>
+                <w:rFonts w:ascii="Calibri" w:hAnsi="Calibri" w:cs="Arial"/>
+                <w:i/>
+                <w:color w:val="548DD4"/>
+                <w:sz w:val="20"/>
+                <w:szCs w:val="20"/>
+                <w:lang w:eastAsia="es-CL"/>
+              </w:rPr>
+              <w:t>Sprint 1 (usuarios, roles y gestión de actividades): completado. Incluye control de propietario y cambio obligatorio de contraseña.</w:t>
+            </w:r>
+          </w:p>
+          <w:p>
+            <w:pPr>
+              <w:jc w:val="both"/>
+              <w:rPr>
+                <w:rFonts w:ascii="Calibri" w:hAnsi="Calibri" w:cs="Arial"/>
+                <w:i/>
+                <w:color w:val="548DD4"/>
+                <w:sz w:val="20"/>
+                <w:szCs w:val="20"/>
+                <w:lang w:eastAsia="es-CL"/>
+              </w:rPr>
+            </w:pPr>
+            <w:r>
+              <w:rPr>
+                <w:rFonts w:ascii="Calibri" w:hAnsi="Calibri" w:cs="Arial"/>
+                <w:i/>
+                <w:color w:val="548DD4"/>
+                <w:sz w:val="20"/>
+                <w:szCs w:val="20"/>
+                <w:lang w:eastAsia="es-CL"/>
+              </w:rPr>
+              <w:t>Sprint 2 (asistencia y auditoría): completado. Escáner por RUT, QR de cédula y código de barras de Vivo Duoc, con control de duplicados y concurrencia, y auditoría con filtros.</w:t>
+            </w:r>
+          </w:p>
+          <w:p>
+            <w:pPr>
+              <w:jc w:val="both"/>
+              <w:rPr>
+                <w:rFonts w:ascii="Calibri" w:hAnsi="Calibri" w:cs="Arial"/>
+                <w:i/>
+                <w:color w:val="548DD4"/>
+                <w:sz w:val="20"/>
+                <w:szCs w:val="20"/>
+                <w:lang w:eastAsia="es-CL"/>
+              </w:rPr>
+            </w:pPr>
+            <w:r>
+              <w:rPr>
+                <w:rFonts w:ascii="Calibri" w:hAnsi="Calibri" w:cs="Arial"/>
+                <w:i/>
+                <w:color w:val="548DD4"/>
+                <w:sz w:val="20"/>
+                <w:szCs w:val="20"/>
+                <w:lang w:eastAsia="es-CL"/>
+              </w:rPr>
+              <w:t>Sprint 3 (cupos e inscripciones, planificado para las semanas 9-10): adelantado y completado. Inscripción pública con transacción y bloqueo de fila, con los mensajes “Sin cupos disponibles” y “Evento ya realizado”.</w:t>
+            </w:r>
+          </w:p>
+          <w:p>
+            <w:pPr>
+              <w:jc w:val="both"/>
+              <w:rPr>
+                <w:rFonts w:ascii="Calibri" w:hAnsi="Calibri" w:cs="Arial"/>
+                <w:i/>
+                <w:color w:val="548DD4"/>
+                <w:sz w:val="20"/>
+                <w:szCs w:val="20"/>
+                <w:lang w:eastAsia="es-CL"/>
+              </w:rPr>
+            </w:pPr>
+            <w:r>
+              <w:rPr>
+                <w:rFonts w:ascii="Calibri" w:hAnsi="Calibri" w:cs="Arial"/>
+                <w:i/>
+                <w:color w:val="548DD4"/>
+                <w:sz w:val="20"/>
+                <w:szCs w:val="20"/>
+                <w:lang w:eastAsia="es-CL"/>
+              </w:rPr>
+              <w:t>Sprint 5 (reportes, planificado para las semanas 13-14): adelantado y completado. Filtros por actividad, escuela, carrera, jornada y fechas, con exportación a CSV y Excel.</w:t>
+            </w:r>
+          </w:p>
+          <w:p>
+            <w:pPr>
+              <w:jc w:val="both"/>
+              <w:rPr>
+                <w:rFonts w:ascii="Calibri" w:hAnsi="Calibri" w:cs="Arial"/>
+                <w:i/>
+                <w:color w:val="548DD4"/>
+                <w:sz w:val="20"/>
+                <w:szCs w:val="20"/>
+                <w:lang w:eastAsia="es-CL"/>
+              </w:rPr>
+            </w:pPr>
+            <w:r>
+              <w:rPr>
+                <w:rFonts w:ascii="Calibri" w:hAnsi="Calibri" w:cs="Arial"/>
+                <w:i/>
+                <w:color w:val="548DD4"/>
+                <w:sz w:val="20"/>
+                <w:szCs w:val="20"/>
+                <w:lang w:eastAsia="es-CL"/>
+              </w:rPr>
+              <w:t>Sprint 4 (planificado para las semanas 11-12): sin vencer. La lógica de invitaciones por correo (Historia 003) ya está terminada, pero los correos se muestran en consola hasta contar con una cuenta institucional para SMTP. El respaldo (Historia 008) aún no se inicia, porque corresponde a esas semanas y depende del entorno de producción.</w:t>
+            </w:r>
+          </w:p>
+          <w:p>
+            <w:pPr>
+              <w:jc w:val="both"/>
+              <w:rPr>
+                <w:rFonts w:ascii="Calibri" w:hAnsi="Calibri" w:cs="Arial"/>
+                <w:i/>
+                <w:color w:val="548DD4"/>
+                <w:sz w:val="20"/>
+                <w:szCs w:val="20"/>
+                <w:lang w:eastAsia="es-CL"/>
+              </w:rPr>
+            </w:pPr>
+            <w:r>
+              <w:rPr>
+                <w:rFonts w:ascii="Calibri" w:hAnsi="Calibri" w:cs="Arial"/>
+                <w:i/>
+                <w:color w:val="548DD4"/>
+                <w:sz w:val="20"/>
+                <w:szCs w:val="20"/>
+                <w:lang w:eastAsia="es-CL"/>
+              </w:rPr>
+              <w:t xml:space="preserve">Además del plan, el equipo reforzó la calidad y la seguridad: credenciales en variables de entorno, contraseñas aleatorias, recuperación de clave por token, límites de intentos, sanitización de exportaciones, validación de imágenes, </w:t>
+            </w:r>
+            <w:proofErr w:type="spellStart"/>
+            <w:r>
+              <w:rPr>
+                <w:rFonts w:ascii="Calibri" w:hAnsi="Calibri" w:cs="Arial"/>
+                <w:i/>
+                <w:color w:val="548DD4"/>
+                <w:sz w:val="20"/>
+                <w:szCs w:val="20"/>
+                <w:lang w:eastAsia="es-CL"/>
+              </w:rPr>
+              <w:t>dockerización</w:t>
+            </w:r>
+            <w:proofErr w:type="spellEnd"/>
+            <w:r>
+              <w:rPr>
+                <w:rFonts w:ascii="Calibri" w:hAnsi="Calibri" w:cs="Arial"/>
+                <w:i/>
+                <w:color w:val="548DD4"/>
+                <w:sz w:val="20"/>
+                <w:szCs w:val="20"/>
+                <w:lang w:eastAsia="es-CL"/>
+              </w:rPr>
+              <w:t xml:space="preserve"> y normalización del RUT (RUT, RUN provisorio y pasaporte).</w:t>
             </w:r>
           </w:p>
         </w:tc>
@@ -717,6 +863,7 @@
                 <w:rFonts w:ascii="Calibri" w:hAnsi="Calibri"/>
                 <w:color w:val="1F3864" w:themeColor="accent1" w:themeShade="80"/>
               </w:rPr>
+              <w:lastRenderedPageBreak/>
               <w:t>Objetivos</w:t>
             </w:r>
           </w:p>
@@ -748,7 +895,31 @@
                 <w:szCs w:val="20"/>
                 <w:lang w:eastAsia="es-CL"/>
               </w:rPr>
-              <w:t>Sin ajustes. El objetivo general y los cinco específicos se mantienen. Cambió el alcance, por solicitud de la contraparte: se amplió el escáner al Administrador y al Creador de Evento, se agregó control de propietario, auditoría de ediciones forzadas, filtros de reportes por escuela y fechas, y vistas de participantes y notificaciones. Esos cambios quedaron en la revisión 02 de la Product Vision y del Product Backlog.</w:t>
+              <w:t xml:space="preserve">Sin ajustes. El objetivo general y los cinco específicos se mantienen. Cambió el alcance por solicitud de la contraparte: escáner ampliado al Administrador y al Creador de Evento, control de propietario, auditoría de ediciones forzadas, filtros de reportes por escuela y fechas, y vistas de participantes y notificaciones. Quedaron en la revisión 02 de la </w:t>
+            </w:r>
+            <w:proofErr w:type="spellStart"/>
+            <w:r>
+              <w:rPr>
+                <w:rFonts w:ascii="Calibri" w:hAnsi="Calibri" w:cs="Arial"/>
+                <w:i/>
+                <w:color w:val="548DD4"/>
+                <w:sz w:val="20"/>
+                <w:szCs w:val="20"/>
+                <w:lang w:eastAsia="es-CL"/>
+              </w:rPr>
+              <w:t>Product</w:t>
+            </w:r>
+            <w:proofErr w:type="spellEnd"/>
+            <w:r>
+              <w:rPr>
+                <w:rFonts w:ascii="Calibri" w:hAnsi="Calibri" w:cs="Arial"/>
+                <w:i/>
+                <w:color w:val="548DD4"/>
+                <w:sz w:val="20"/>
+                <w:szCs w:val="20"/>
+                <w:lang w:eastAsia="es-CL"/>
+              </w:rPr>
+              <w:t xml:space="preserve"> Vision y del Backlog.</w:t>
             </w:r>
           </w:p>
         </w:tc>
@@ -774,7 +945,6 @@
                 <w:rFonts w:ascii="Calibri" w:hAnsi="Calibri"/>
                 <w:color w:val="1F3864" w:themeColor="accent1" w:themeShade="80"/>
               </w:rPr>
-              <w:lastRenderedPageBreak/>
               <w:t>Metodología</w:t>
             </w:r>
           </w:p>
@@ -805,7 +975,31 @@
                 <w:szCs w:val="20"/>
                 <w:lang w:eastAsia="es-CL"/>
               </w:rPr>
-              <w:t>Sin ajustes. Se mantiene Scrum con 5 sprints de 2 semanas y los roles definidos en la Fase 1.</w:t>
+              <w:t xml:space="preserve">Sin ajustes. Scrum con 5 </w:t>
+            </w:r>
+            <w:proofErr w:type="spellStart"/>
+            <w:r>
+              <w:rPr>
+                <w:rFonts w:ascii="Calibri" w:hAnsi="Calibri" w:cs="Arial"/>
+                <w:i/>
+                <w:color w:val="548DD4"/>
+                <w:sz w:val="20"/>
+                <w:szCs w:val="20"/>
+                <w:lang w:eastAsia="es-CL"/>
+              </w:rPr>
+              <w:t>sprints</w:t>
+            </w:r>
+            <w:proofErr w:type="spellEnd"/>
+            <w:r>
+              <w:rPr>
+                <w:rFonts w:ascii="Calibri" w:hAnsi="Calibri" w:cs="Arial"/>
+                <w:i/>
+                <w:color w:val="548DD4"/>
+                <w:sz w:val="20"/>
+                <w:szCs w:val="20"/>
+                <w:lang w:eastAsia="es-CL"/>
+              </w:rPr>
+              <w:t xml:space="preserve"> de 2 semanas y los roles definidos en la Fase 1.</w:t>
             </w:r>
           </w:p>
         </w:tc>
@@ -866,7 +1060,31 @@
                 <w:szCs w:val="20"/>
                 <w:lang w:eastAsia="es-CL"/>
               </w:rPr>
-              <w:t>Repositorio GitHub del equipo: historial de commits con el avance incremental y el control de versiones.</w:t>
+              <w:t xml:space="preserve">Repositorio GitHub del equipo (historial de </w:t>
+            </w:r>
+            <w:proofErr w:type="spellStart"/>
+            <w:r>
+              <w:rPr>
+                <w:rFonts w:ascii="Calibri" w:hAnsi="Calibri" w:cs="Arial"/>
+                <w:i/>
+                <w:color w:val="548DD4"/>
+                <w:sz w:val="20"/>
+                <w:szCs w:val="20"/>
+                <w:lang w:eastAsia="es-CL"/>
+              </w:rPr>
+              <w:t>commits</w:t>
+            </w:r>
+            <w:proofErr w:type="spellEnd"/>
+            <w:r>
+              <w:rPr>
+                <w:rFonts w:ascii="Calibri" w:hAnsi="Calibri" w:cs="Arial"/>
+                <w:i/>
+                <w:color w:val="548DD4"/>
+                <w:sz w:val="20"/>
+                <w:szCs w:val="20"/>
+                <w:lang w:eastAsia="es-CL"/>
+              </w:rPr>
+              <w:t>).</w:t>
             </w:r>
           </w:p>
           <w:p>
@@ -895,7 +1113,55 @@
                 <w:szCs w:val="20"/>
                 <w:lang w:eastAsia="es-CL"/>
               </w:rPr>
-              <w:t>Documentos 01, 02, 04 y 05 (Product Vision, Product Backlog, Definition of Done y Documento de Diseño UML): documentan el alcance, las historias con sus criterios y el diseño.</w:t>
+              <w:t xml:space="preserve">Documentos 01, 02, 04 y 05 (visión, backlog, </w:t>
+            </w:r>
+            <w:proofErr w:type="spellStart"/>
+            <w:r>
+              <w:rPr>
+                <w:rFonts w:ascii="Calibri" w:hAnsi="Calibri" w:cs="Arial"/>
+                <w:i/>
+                <w:color w:val="548DD4"/>
+                <w:sz w:val="20"/>
+                <w:szCs w:val="20"/>
+                <w:lang w:eastAsia="es-CL"/>
+              </w:rPr>
+              <w:t>Definition</w:t>
+            </w:r>
+            <w:proofErr w:type="spellEnd"/>
+            <w:r>
+              <w:rPr>
+                <w:rFonts w:ascii="Calibri" w:hAnsi="Calibri" w:cs="Arial"/>
+                <w:i/>
+                <w:color w:val="548DD4"/>
+                <w:sz w:val="20"/>
+                <w:szCs w:val="20"/>
+                <w:lang w:eastAsia="es-CL"/>
+              </w:rPr>
+              <w:t xml:space="preserve"> </w:t>
+            </w:r>
+            <w:proofErr w:type="spellStart"/>
+            <w:r>
+              <w:rPr>
+                <w:rFonts w:ascii="Calibri" w:hAnsi="Calibri" w:cs="Arial"/>
+                <w:i/>
+                <w:color w:val="548DD4"/>
+                <w:sz w:val="20"/>
+                <w:szCs w:val="20"/>
+                <w:lang w:eastAsia="es-CL"/>
+              </w:rPr>
+              <w:t>of</w:t>
+            </w:r>
+            <w:proofErr w:type="spellEnd"/>
+            <w:r>
+              <w:rPr>
+                <w:rFonts w:ascii="Calibri" w:hAnsi="Calibri" w:cs="Arial"/>
+                <w:i/>
+                <w:color w:val="548DD4"/>
+                <w:sz w:val="20"/>
+                <w:szCs w:val="20"/>
+                <w:lang w:eastAsia="es-CL"/>
+              </w:rPr>
+              <w:t xml:space="preserve"> Done y diseño UML).</w:t>
             </w:r>
           </w:p>
           <w:p>
@@ -924,7 +1190,7 @@
                 <w:szCs w:val="20"/>
                 <w:lang w:eastAsia="es-CL"/>
               </w:rPr>
-              <w:t>Suite de pruebas automatizadas: 299 pruebas, todas en OK, con 90 % de cobertura. Demuestra que las historias cumplen sus criterios.</w:t>
+              <w:t>Suite de pruebas: 299 en OK, con 90 % de cobertura.</w:t>
             </w:r>
           </w:p>
           <w:p>
@@ -982,32 +1248,205 @@
                 <w:szCs w:val="20"/>
                 <w:lang w:eastAsia="es-CL"/>
               </w:rPr>
-              <w:t>Capturas de pantalla por épica (lista al final de este mensaje).</w:t>
-            </w:r>
-          </w:p>
-          <w:p>
-            <w:pPr>
-              <w:jc w:val="both"/>
-              <w:rPr>
-                <w:rFonts w:ascii="Calibri" w:hAnsi="Calibri" w:cs="Arial"/>
-                <w:b/>
-                <w:i/>
-                <w:color w:val="548DD4"/>
-                <w:sz w:val="20"/>
-                <w:szCs w:val="20"/>
-                <w:lang w:eastAsia="es-CL"/>
-              </w:rPr>
-            </w:pPr>
-            <w:r>
-              <w:rPr>
-                <w:rFonts w:ascii="Calibri" w:hAnsi="Calibri" w:cs="Arial"/>
-                <w:i/>
-                <w:color w:val="548DD4"/>
-                <w:sz w:val="20"/>
-                <w:szCs w:val="20"/>
-                <w:lang w:eastAsia="es-CL"/>
-              </w:rPr>
-              <w:t>Calidad resguardada: Definition of Done por historia (criterios de negocio y técnicos), revisión de seguridad del repositorio (sin base de datos, .env ni claves en archivos ni en el historial), y pruebas automáticas sobre los flujos críticos.</w:t>
+              <w:t xml:space="preserve">Capturas de pantalla por </w:t>
+            </w:r>
+            <w:proofErr w:type="gramStart"/>
+            <w:r>
+              <w:rPr>
+                <w:rFonts w:ascii="Calibri" w:hAnsi="Calibri" w:cs="Arial"/>
+                <w:i/>
+                <w:color w:val="548DD4"/>
+                <w:sz w:val="20"/>
+                <w:szCs w:val="20"/>
+                <w:lang w:eastAsia="es-CL"/>
+              </w:rPr>
+              <w:t>épica</w:t>
+            </w:r>
+            <w:r>
+              <w:rPr>
+                <w:rFonts w:ascii="Calibri" w:hAnsi="Calibri" w:cs="Arial"/>
+                <w:i/>
+                <w:color w:val="548DD4"/>
+                <w:sz w:val="20"/>
+                <w:szCs w:val="20"/>
+                <w:lang w:eastAsia="es-CL"/>
+              </w:rPr>
+              <w:t>.</w:t>
+            </w:r>
+            <w:r>
+              <w:rPr>
+                <w:rFonts w:ascii="Calibri" w:hAnsi="Calibri" w:cs="Arial"/>
+                <w:i/>
+                <w:color w:val="548DD4"/>
+                <w:sz w:val="20"/>
+                <w:szCs w:val="20"/>
+                <w:lang w:eastAsia="es-CL"/>
+              </w:rPr>
+              <w:t>.</w:t>
+            </w:r>
+            <w:proofErr w:type="gramEnd"/>
+          </w:p>
+          <w:p>
+            <w:pPr>
+              <w:pStyle w:val="Prrafodelista"/>
+              <w:numPr>
+                <w:ilvl w:val="0"/>
+                <w:numId w:val="2"/>
+              </w:numPr>
+              <w:jc w:val="both"/>
+              <w:rPr>
+                <w:rFonts w:ascii="Calibri" w:hAnsi="Calibri" w:cs="Arial"/>
+                <w:i/>
+                <w:color w:val="548DD4"/>
+                <w:sz w:val="20"/>
+                <w:szCs w:val="20"/>
+                <w:lang w:eastAsia="es-CL"/>
+              </w:rPr>
+            </w:pPr>
+            <w:r>
+              <w:rPr>
+                <w:rFonts w:ascii="Calibri" w:hAnsi="Calibri" w:cs="Arial"/>
+                <w:i/>
+                <w:color w:val="548DD4"/>
+                <w:sz w:val="20"/>
+                <w:szCs w:val="20"/>
+                <w:lang w:eastAsia="es-CL"/>
+              </w:rPr>
+              <w:t xml:space="preserve">Prototipos hechos en </w:t>
+            </w:r>
+            <w:proofErr w:type="spellStart"/>
+            <w:r>
+              <w:rPr>
+                <w:rFonts w:ascii="Calibri" w:hAnsi="Calibri" w:cs="Arial"/>
+                <w:i/>
+                <w:color w:val="548DD4"/>
+                <w:sz w:val="20"/>
+                <w:szCs w:val="20"/>
+                <w:lang w:eastAsia="es-CL"/>
+              </w:rPr>
+              <w:t>Canva</w:t>
+            </w:r>
+            <w:proofErr w:type="spellEnd"/>
+            <w:r>
+              <w:rPr>
+                <w:rFonts w:ascii="Calibri" w:hAnsi="Calibri" w:cs="Arial"/>
+                <w:i/>
+                <w:color w:val="548DD4"/>
+                <w:sz w:val="20"/>
+                <w:szCs w:val="20"/>
+                <w:lang w:eastAsia="es-CL"/>
+              </w:rPr>
+              <w:t>.</w:t>
+            </w:r>
+          </w:p>
+          <w:p>
+            <w:pPr>
+              <w:jc w:val="both"/>
+              <w:rPr>
+                <w:rFonts w:ascii="Calibri" w:hAnsi="Calibri" w:cs="Arial"/>
+                <w:b/>
+                <w:i/>
+                <w:color w:val="548DD4"/>
+                <w:sz w:val="20"/>
+                <w:szCs w:val="20"/>
+                <w:lang w:eastAsia="es-CL"/>
+              </w:rPr>
+            </w:pPr>
+            <w:r>
+              <w:rPr>
+                <w:rFonts w:ascii="Calibri" w:hAnsi="Calibri" w:cs="Arial"/>
+                <w:i/>
+                <w:color w:val="548DD4"/>
+                <w:sz w:val="20"/>
+                <w:szCs w:val="20"/>
+                <w:lang w:eastAsia="es-CL"/>
+              </w:rPr>
+              <w:t xml:space="preserve">Calidad resguardada: </w:t>
+            </w:r>
+            <w:proofErr w:type="spellStart"/>
+            <w:r>
+              <w:rPr>
+                <w:rFonts w:ascii="Calibri" w:hAnsi="Calibri" w:cs="Arial"/>
+                <w:i/>
+                <w:color w:val="548DD4"/>
+                <w:sz w:val="20"/>
+                <w:szCs w:val="20"/>
+                <w:lang w:eastAsia="es-CL"/>
+              </w:rPr>
+              <w:t>Definition</w:t>
+            </w:r>
+            <w:proofErr w:type="spellEnd"/>
+            <w:r>
+              <w:rPr>
+                <w:rFonts w:ascii="Calibri" w:hAnsi="Calibri" w:cs="Arial"/>
+                <w:i/>
+                <w:color w:val="548DD4"/>
+                <w:sz w:val="20"/>
+                <w:szCs w:val="20"/>
+                <w:lang w:eastAsia="es-CL"/>
+              </w:rPr>
+              <w:t xml:space="preserve"> </w:t>
+            </w:r>
+            <w:proofErr w:type="spellStart"/>
+            <w:r>
+              <w:rPr>
+                <w:rFonts w:ascii="Calibri" w:hAnsi="Calibri" w:cs="Arial"/>
+                <w:i/>
+                <w:color w:val="548DD4"/>
+                <w:sz w:val="20"/>
+                <w:szCs w:val="20"/>
+                <w:lang w:eastAsia="es-CL"/>
+              </w:rPr>
+              <w:t>of</w:t>
+            </w:r>
+            <w:proofErr w:type="spellEnd"/>
+            <w:r>
+              <w:rPr>
+                <w:rFonts w:ascii="Calibri" w:hAnsi="Calibri" w:cs="Arial"/>
+                <w:i/>
+                <w:color w:val="548DD4"/>
+                <w:sz w:val="20"/>
+                <w:szCs w:val="20"/>
+                <w:lang w:eastAsia="es-CL"/>
+              </w:rPr>
+              <w:t xml:space="preserve"> Done por historia, revisión de seguridad del repositorio (sin base de datos</w:t>
+            </w:r>
+            <w:proofErr w:type="gramStart"/>
+            <w:r>
+              <w:rPr>
+                <w:rFonts w:ascii="Calibri" w:hAnsi="Calibri" w:cs="Arial"/>
+                <w:i/>
+                <w:color w:val="548DD4"/>
+                <w:sz w:val="20"/>
+                <w:szCs w:val="20"/>
+                <w:lang w:eastAsia="es-CL"/>
+              </w:rPr>
+              <w:t>, .</w:t>
+            </w:r>
+            <w:proofErr w:type="spellStart"/>
+            <w:r>
+              <w:rPr>
+                <w:rFonts w:ascii="Calibri" w:hAnsi="Calibri" w:cs="Arial"/>
+                <w:i/>
+                <w:color w:val="548DD4"/>
+                <w:sz w:val="20"/>
+                <w:szCs w:val="20"/>
+                <w:lang w:eastAsia="es-CL"/>
+              </w:rPr>
+              <w:t>env</w:t>
+            </w:r>
+            <w:proofErr w:type="spellEnd"/>
+            <w:proofErr w:type="gramEnd"/>
+            <w:r>
+              <w:rPr>
+                <w:rFonts w:ascii="Calibri" w:hAnsi="Calibri" w:cs="Arial"/>
+                <w:i/>
+                <w:color w:val="548DD4"/>
+                <w:sz w:val="20"/>
+                <w:szCs w:val="20"/>
+                <w:lang w:eastAsia="es-CL"/>
+              </w:rPr>
+              <w:t xml:space="preserve"> ni claves en archivos ni en el historial) y pruebas automáticas sobre los flujos críticos.</w:t>
             </w:r>
           </w:p>
         </w:tc>
@@ -1423,7 +1862,7 @@
       </w:tr>
       <w:tr>
         <w:trPr>
-          <w:trHeight w:val="1793"/>
+          <w:trHeight w:val="1235"/>
         </w:trPr>
         <w:tc>
           <w:tcPr>
@@ -1548,8 +1987,21 @@
                 <w:szCs w:val="20"/>
                 <w:lang w:eastAsia="es-CL"/>
               </w:rPr>
-              <w:t>Gabriel / Diverson</w:t>
-            </w:r>
+              <w:t xml:space="preserve">Gabriel / </w:t>
+            </w:r>
+            <w:proofErr w:type="spellStart"/>
+            <w:r>
+              <w:rPr>
+                <w:rFonts w:ascii="Calibri" w:hAnsi="Calibri" w:cs="Arial"/>
+                <w:i/>
+                <w:color w:val="548DD4"/>
+                <w:sz w:val="18"/>
+                <w:szCs w:val="20"/>
+                <w:lang w:eastAsia="es-CL"/>
+              </w:rPr>
+              <w:t>Diverson</w:t>
+            </w:r>
+            <w:proofErr w:type="spellEnd"/>
           </w:p>
         </w:tc>
         <w:tc>
@@ -1635,8 +2087,21 @@
                 <w:szCs w:val="20"/>
                 <w:lang w:eastAsia="es-CL"/>
               </w:rPr>
-              <w:t>Se agregó dockerización (Docker Compose)</w:t>
-            </w:r>
+              <w:t xml:space="preserve">Se agregó </w:t>
+            </w:r>
+            <w:proofErr w:type="spellStart"/>
+            <w:r>
+              <w:rPr>
+                <w:rFonts w:ascii="Calibri" w:hAnsi="Calibri" w:cs="Arial"/>
+                <w:i/>
+                <w:color w:val="548DD4"/>
+                <w:sz w:val="18"/>
+                <w:szCs w:val="20"/>
+                <w:lang w:eastAsia="es-CL"/>
+              </w:rPr>
+              <w:t>dockerización</w:t>
+            </w:r>
+            <w:proofErr w:type="spellEnd"/>
           </w:p>
         </w:tc>
       </w:tr>
@@ -1663,8 +2128,18 @@
                 <w:sz w:val="18"/>
                 <w:szCs w:val="24"/>
               </w:rPr>
-              <w:t>Bases de datos / Backend</w:t>
-            </w:r>
+              <w:t xml:space="preserve">Bases de datos / </w:t>
+            </w:r>
+            <w:proofErr w:type="spellStart"/>
+            <w:r>
+              <w:rPr>
+                <w:b/>
+                <w:sz w:val="18"/>
+                <w:szCs w:val="24"/>
+              </w:rPr>
+              <w:t>Backend</w:t>
+            </w:r>
+            <w:proofErr w:type="spellEnd"/>
           </w:p>
         </w:tc>
         <w:tc>
@@ -1715,7 +2190,25 @@
                 <w:sz w:val="18"/>
                 <w:szCs w:val="24"/>
               </w:rPr>
-              <w:t>PostgreSQL, pgAdmin, Django ORM</w:t>
+              <w:t xml:space="preserve">PostgreSQL, </w:t>
+            </w:r>
+            <w:proofErr w:type="spellStart"/>
+            <w:r>
+              <w:rPr>
+                <w:b/>
+                <w:sz w:val="18"/>
+                <w:szCs w:val="24"/>
+              </w:rPr>
+              <w:t>pgAdmin</w:t>
+            </w:r>
+            <w:proofErr w:type="spellEnd"/>
+            <w:r>
+              <w:rPr>
+                <w:b/>
+                <w:sz w:val="18"/>
+                <w:szCs w:val="24"/>
+              </w:rPr>
+              <w:t>, Django ORM</w:t>
             </w:r>
           </w:p>
         </w:tc>
@@ -1758,16 +2251,29 @@
                 <w:lang w:eastAsia="es-CL"/>
               </w:rPr>
             </w:pPr>
-            <w:r>
-              <w:rPr>
-                <w:rFonts w:ascii="Calibri" w:hAnsi="Calibri" w:cs="Arial"/>
-                <w:i/>
-                <w:color w:val="548DD4"/>
-                <w:sz w:val="18"/>
-                <w:szCs w:val="20"/>
-                <w:lang w:eastAsia="es-CL"/>
-              </w:rPr>
-              <w:t>Diverson / Gabriel</w:t>
+            <w:proofErr w:type="spellStart"/>
+            <w:r>
+              <w:rPr>
+                <w:rFonts w:ascii="Calibri" w:hAnsi="Calibri" w:cs="Arial"/>
+                <w:i/>
+                <w:color w:val="548DD4"/>
+                <w:sz w:val="18"/>
+                <w:szCs w:val="20"/>
+                <w:lang w:eastAsia="es-CL"/>
+              </w:rPr>
+              <w:t>Diverson</w:t>
+            </w:r>
+            <w:proofErr w:type="spellEnd"/>
+            <w:r>
+              <w:rPr>
+                <w:rFonts w:ascii="Calibri" w:hAnsi="Calibri" w:cs="Arial"/>
+                <w:i/>
+                <w:color w:val="548DD4"/>
+                <w:sz w:val="18"/>
+                <w:szCs w:val="20"/>
+                <w:lang w:eastAsia="es-CL"/>
+              </w:rPr>
+              <w:t xml:space="preserve"> / Gabriel</w:t>
             </w:r>
           </w:p>
         </w:tc>
@@ -1856,6 +2362,275 @@
               </w:rPr>
               <w:t>Normalización de RUT y ampliación de la auditoría</w:t>
             </w:r>
+          </w:p>
+        </w:tc>
+      </w:tr>
+      <w:tr>
+        <w:trPr>
+          <w:trHeight w:val="1429"/>
+        </w:trPr>
+        <w:tc>
+          <w:tcPr>
+            <w:tcW w:w="1328" w:type="dxa"/>
+          </w:tcPr>
+          <w:p>
+            <w:pPr>
+              <w:jc w:val="both"/>
+              <w:rPr>
+                <w:b/>
+                <w:sz w:val="18"/>
+                <w:szCs w:val="24"/>
+              </w:rPr>
+            </w:pPr>
+            <w:r>
+              <w:rPr>
+                <w:b/>
+                <w:sz w:val="18"/>
+                <w:szCs w:val="24"/>
+              </w:rPr>
+              <w:t xml:space="preserve">Desarrollo </w:t>
+            </w:r>
+            <w:proofErr w:type="spellStart"/>
+            <w:r>
+              <w:rPr>
+                <w:b/>
+                <w:sz w:val="18"/>
+                <w:szCs w:val="24"/>
+              </w:rPr>
+              <w:t>Frontend</w:t>
+            </w:r>
+            <w:proofErr w:type="spellEnd"/>
+          </w:p>
+        </w:tc>
+        <w:tc>
+          <w:tcPr>
+            <w:tcW w:w="1077" w:type="dxa"/>
+          </w:tcPr>
+          <w:p>
+            <w:pPr>
+              <w:jc w:val="both"/>
+              <w:rPr>
+                <w:rFonts w:ascii="Calibri" w:hAnsi="Calibri" w:cs="Arial"/>
+                <w:i/>
+                <w:color w:val="548DD4"/>
+                <w:sz w:val="18"/>
+                <w:szCs w:val="20"/>
+                <w:lang w:eastAsia="es-CL"/>
+              </w:rPr>
+            </w:pPr>
+            <w:r>
+              <w:rPr>
+                <w:rFonts w:ascii="Calibri" w:hAnsi="Calibri" w:cs="Arial"/>
+                <w:i/>
+                <w:color w:val="548DD4"/>
+                <w:sz w:val="18"/>
+                <w:szCs w:val="20"/>
+                <w:lang w:eastAsia="es-CL"/>
+              </w:rPr>
+              <w:t>Diseño y maquetación de interfaces</w:t>
+            </w:r>
+          </w:p>
+        </w:tc>
+        <w:tc>
+          <w:tcPr>
+            <w:tcW w:w="1276" w:type="dxa"/>
+          </w:tcPr>
+          <w:p>
+            <w:pPr>
+              <w:jc w:val="both"/>
+              <w:rPr>
+                <w:b/>
+                <w:sz w:val="18"/>
+                <w:szCs w:val="24"/>
+                <w:lang w:val="en-US"/>
+              </w:rPr>
+            </w:pPr>
+            <w:r>
+              <w:rPr>
+                <w:b/>
+                <w:sz w:val="18"/>
+                <w:szCs w:val="24"/>
+                <w:lang w:val="en-US"/>
+              </w:rPr>
+              <w:t>Canva, VS Code, HTML/CSS/JS</w:t>
+            </w:r>
+          </w:p>
+        </w:tc>
+        <w:tc>
+          <w:tcPr>
+            <w:tcW w:w="1276" w:type="dxa"/>
+          </w:tcPr>
+          <w:p>
+            <w:pPr>
+              <w:jc w:val="both"/>
+              <w:rPr>
+                <w:b/>
+                <w:sz w:val="18"/>
+                <w:szCs w:val="24"/>
+                <w:lang w:val="en-US"/>
+              </w:rPr>
+            </w:pPr>
+            <w:r>
+              <w:rPr>
+                <w:b/>
+                <w:sz w:val="18"/>
+                <w:szCs w:val="24"/>
+              </w:rPr>
+              <w:t>1 semana</w:t>
+            </w:r>
+          </w:p>
+        </w:tc>
+        <w:tc>
+          <w:tcPr>
+            <w:tcW w:w="1275" w:type="dxa"/>
+          </w:tcPr>
+          <w:p>
+            <w:pPr>
+              <w:jc w:val="both"/>
+              <w:rPr>
+                <w:rFonts w:ascii="Calibri" w:hAnsi="Calibri" w:cs="Arial"/>
+                <w:i/>
+                <w:color w:val="548DD4"/>
+                <w:sz w:val="18"/>
+                <w:szCs w:val="20"/>
+                <w:lang w:val="en-US" w:eastAsia="es-CL"/>
+              </w:rPr>
+            </w:pPr>
+            <w:r>
+              <w:rPr>
+                <w:rFonts w:ascii="Calibri" w:hAnsi="Calibri" w:cs="Arial"/>
+                <w:i/>
+                <w:color w:val="548DD4"/>
+                <w:sz w:val="18"/>
+                <w:szCs w:val="20"/>
+                <w:lang w:eastAsia="es-CL"/>
+              </w:rPr>
+              <w:t>Pablo</w:t>
+            </w:r>
+          </w:p>
+        </w:tc>
+        <w:tc>
+          <w:tcPr>
+            <w:tcW w:w="1276" w:type="dxa"/>
+          </w:tcPr>
+          <w:p>
+            <w:pPr>
+              <w:jc w:val="both"/>
+              <w:rPr>
+                <w:rFonts w:ascii="Calibri" w:hAnsi="Calibri" w:cs="Arial"/>
+                <w:i/>
+                <w:color w:val="548DD4"/>
+                <w:sz w:val="18"/>
+                <w:szCs w:val="20"/>
+                <w:lang w:val="es-ES" w:eastAsia="es-CL"/>
+              </w:rPr>
+            </w:pPr>
+            <w:r>
+              <w:rPr>
+                <w:rFonts w:ascii="Calibri" w:hAnsi="Calibri" w:cs="Arial"/>
+                <w:i/>
+                <w:color w:val="548DD4"/>
+                <w:sz w:val="18"/>
+                <w:szCs w:val="20"/>
+                <w:lang w:eastAsia="es-CL"/>
+              </w:rPr>
+              <w:t>Prototipos de las pantallas y maquetación hechos</w:t>
+            </w:r>
+          </w:p>
+        </w:tc>
+        <w:tc>
+          <w:tcPr>
+            <w:tcW w:w="1418" w:type="dxa"/>
+          </w:tcPr>
+          <w:p>
+            <w:pPr>
+              <w:jc w:val="both"/>
+              <w:rPr>
+                <w:rFonts w:ascii="Calibri" w:hAnsi="Calibri" w:cs="Arial"/>
+                <w:i/>
+                <w:color w:val="C00000"/>
+                <w:sz w:val="16"/>
+                <w:szCs w:val="20"/>
+                <w:lang w:val="es-ES" w:eastAsia="es-CL"/>
+              </w:rPr>
+            </w:pPr>
+            <w:r>
+              <w:rPr>
+                <w:rFonts w:ascii="Calibri" w:hAnsi="Calibri" w:cs="Arial"/>
+                <w:i/>
+                <w:color w:val="C00000"/>
+                <w:sz w:val="16"/>
+                <w:szCs w:val="20"/>
+                <w:lang w:eastAsia="es-CL"/>
+              </w:rPr>
+              <w:t>Ajustada</w:t>
+            </w:r>
+          </w:p>
+        </w:tc>
+        <w:tc>
+          <w:tcPr>
+            <w:tcW w:w="850" w:type="dxa"/>
+          </w:tcPr>
+          <w:p>
+            <w:pPr>
+              <w:jc w:val="both"/>
+              <w:rPr>
+                <w:rFonts w:ascii="Calibri" w:hAnsi="Calibri" w:cs="Arial"/>
+                <w:i/>
+                <w:color w:val="548DD4"/>
+                <w:sz w:val="18"/>
+                <w:szCs w:val="20"/>
+                <w:lang w:val="es-ES" w:eastAsia="es-CL"/>
+              </w:rPr>
+            </w:pPr>
+            <w:r>
+              <w:rPr>
+                <w:rFonts w:ascii="Calibri" w:hAnsi="Calibri" w:cs="Arial"/>
+                <w:i/>
+                <w:color w:val="548DD4"/>
+                <w:sz w:val="18"/>
+                <w:szCs w:val="20"/>
+                <w:lang w:eastAsia="es-CL"/>
+              </w:rPr>
+              <w:t xml:space="preserve">Prototipos en </w:t>
+            </w:r>
+            <w:proofErr w:type="spellStart"/>
+            <w:r>
+              <w:rPr>
+                <w:rFonts w:ascii="Calibri" w:hAnsi="Calibri" w:cs="Arial"/>
+                <w:i/>
+                <w:color w:val="548DD4"/>
+                <w:sz w:val="18"/>
+                <w:szCs w:val="20"/>
+                <w:lang w:eastAsia="es-CL"/>
+              </w:rPr>
+              <w:t>Canva</w:t>
+            </w:r>
+            <w:proofErr w:type="spellEnd"/>
+            <w:r>
+              <w:rPr>
+                <w:rFonts w:ascii="Calibri" w:hAnsi="Calibri" w:cs="Arial"/>
+                <w:i/>
+                <w:color w:val="548DD4"/>
+                <w:sz w:val="18"/>
+                <w:szCs w:val="20"/>
+                <w:lang w:eastAsia="es-CL"/>
+              </w:rPr>
+              <w:t xml:space="preserve"> en lugar de </w:t>
+            </w:r>
+            <w:proofErr w:type="spellStart"/>
+            <w:r>
+              <w:rPr>
+                <w:rFonts w:ascii="Calibri" w:hAnsi="Calibri" w:cs="Arial"/>
+                <w:i/>
+                <w:color w:val="548DD4"/>
+                <w:sz w:val="18"/>
+                <w:szCs w:val="20"/>
+                <w:lang w:eastAsia="es-CL"/>
+              </w:rPr>
+              <w:t>Figma</w:t>
+            </w:r>
+            <w:proofErr w:type="spellEnd"/>
           </w:p>
         </w:tc>
       </w:tr>
@@ -1882,7 +2657,7 @@
                 <w:sz w:val="18"/>
                 <w:szCs w:val="24"/>
               </w:rPr>
-              <w:t>Desarrollo Frontend</w:t>
+              <w:t>Desarrollo de software / Gestión de proyectos</w:t>
             </w:r>
           </w:p>
         </w:tc>
@@ -1911,7 +2686,7 @@
                 <w:szCs w:val="20"/>
                 <w:lang w:eastAsia="es-CL"/>
               </w:rPr>
-              <w:t>Diseño y maquetación de interfaces</w:t>
+              <w:t>Usuarios, roles y gestión de actividades (004 y 006)</w:t>
             </w:r>
           </w:p>
         </w:tc>
@@ -1926,7 +2701,7 @@
                 <w:b/>
                 <w:sz w:val="18"/>
                 <w:szCs w:val="24"/>
-                <w:lang w:val="en-US"/>
+                <w:lang w:val="es-ES"/>
               </w:rPr>
             </w:pPr>
             <w:r>
@@ -1934,9 +2709,8 @@
                 <w:b/>
                 <w:sz w:val="18"/>
                 <w:szCs w:val="24"/>
-                <w:lang w:val="en-US"/>
-              </w:rPr>
-              <w:t>Canva, VS Code, HTML/CSS/JS</w:t>
+              </w:rPr>
+              <w:t>Django, PostgreSQL, HTML/CSS/JS</w:t>
             </w:r>
           </w:p>
         </w:tc>
@@ -1951,7 +2725,6 @@
                 <w:b/>
                 <w:sz w:val="18"/>
                 <w:szCs w:val="24"/>
-                <w:lang w:val="en-US"/>
               </w:rPr>
             </w:pPr>
             <w:r>
@@ -1960,7 +2733,7 @@
                 <w:sz w:val="18"/>
                 <w:szCs w:val="24"/>
               </w:rPr>
-              <w:t>1 semana</w:t>
+              <w:t>2 semanas (S5-S6)</w:t>
             </w:r>
           </w:p>
         </w:tc>
@@ -1977,19 +2750,19 @@
                 <w:color w:val="548DD4"/>
                 <w:sz w:val="18"/>
                 <w:szCs w:val="20"/>
-                <w:lang w:val="en-US" w:eastAsia="es-CL"/>
-              </w:rPr>
-            </w:pPr>
-            <w:r>
-              <w:rPr>
-                <w:rFonts w:ascii="Calibri" w:hAnsi="Calibri" w:cs="Arial"/>
-                <w:i/>
-                <w:color w:val="548DD4"/>
-                <w:sz w:val="18"/>
-                <w:szCs w:val="20"/>
-                <w:lang w:eastAsia="es-CL"/>
-              </w:rPr>
-              <w:t>Pablo</w:t>
+                <w:lang w:eastAsia="es-CL"/>
+              </w:rPr>
+            </w:pPr>
+            <w:r>
+              <w:rPr>
+                <w:rFonts w:ascii="Calibri" w:hAnsi="Calibri" w:cs="Arial"/>
+                <w:i/>
+                <w:color w:val="548DD4"/>
+                <w:sz w:val="18"/>
+                <w:szCs w:val="20"/>
+                <w:lang w:eastAsia="es-CL"/>
+              </w:rPr>
+              <w:t>Gabriel / Pablo</w:t>
             </w:r>
           </w:p>
         </w:tc>
@@ -2006,19 +2779,19 @@
                 <w:color w:val="548DD4"/>
                 <w:sz w:val="18"/>
                 <w:szCs w:val="20"/>
-                <w:lang w:val="es-ES" w:eastAsia="es-CL"/>
-              </w:rPr>
-            </w:pPr>
-            <w:r>
-              <w:rPr>
-                <w:rFonts w:ascii="Calibri" w:hAnsi="Calibri" w:cs="Arial"/>
-                <w:i/>
-                <w:color w:val="548DD4"/>
-                <w:sz w:val="18"/>
-                <w:szCs w:val="20"/>
-                <w:lang w:eastAsia="es-CL"/>
-              </w:rPr>
-              <w:t>Prototipos de las pantallas y maquetación hechos</w:t>
+                <w:lang w:eastAsia="es-CL"/>
+              </w:rPr>
+            </w:pPr>
+            <w:r>
+              <w:rPr>
+                <w:rFonts w:ascii="Calibri" w:hAnsi="Calibri" w:cs="Arial"/>
+                <w:i/>
+                <w:color w:val="548DD4"/>
+                <w:sz w:val="18"/>
+                <w:szCs w:val="20"/>
+                <w:lang w:eastAsia="es-CL"/>
+              </w:rPr>
+              <w:t>Base estructural del sistema</w:t>
             </w:r>
           </w:p>
         </w:tc>
@@ -2035,7 +2808,7 @@
                 <w:color w:val="C00000"/>
                 <w:sz w:val="16"/>
                 <w:szCs w:val="20"/>
-                <w:lang w:val="es-ES" w:eastAsia="es-CL"/>
+                <w:lang w:eastAsia="es-CL"/>
               </w:rPr>
             </w:pPr>
             <w:r>
@@ -2047,7 +2820,7 @@
                 <w:szCs w:val="20"/>
                 <w:lang w:eastAsia="es-CL"/>
               </w:rPr>
-              <w:t>Ajustada</w:t>
+              <w:t>Completado</w:t>
             </w:r>
           </w:p>
         </w:tc>
@@ -2064,19 +2837,19 @@
                 <w:color w:val="548DD4"/>
                 <w:sz w:val="18"/>
                 <w:szCs w:val="20"/>
-                <w:lang w:val="es-ES" w:eastAsia="es-CL"/>
-              </w:rPr>
-            </w:pPr>
-            <w:r>
-              <w:rPr>
-                <w:rFonts w:ascii="Calibri" w:hAnsi="Calibri" w:cs="Arial"/>
-                <w:i/>
-                <w:color w:val="548DD4"/>
-                <w:sz w:val="18"/>
-                <w:szCs w:val="20"/>
-                <w:lang w:eastAsia="es-CL"/>
-              </w:rPr>
-              <w:t>Los prototipos se hicieron en Canva en lugar de Figma</w:t>
+                <w:lang w:eastAsia="es-CL"/>
+              </w:rPr>
+            </w:pPr>
+            <w:r>
+              <w:rPr>
+                <w:rFonts w:ascii="Calibri" w:hAnsi="Calibri" w:cs="Arial"/>
+                <w:i/>
+                <w:color w:val="548DD4"/>
+                <w:sz w:val="18"/>
+                <w:szCs w:val="20"/>
+                <w:lang w:eastAsia="es-CL"/>
+              </w:rPr>
+              <w:t>Control de propietario y cambio obligatorio de contraseña, a pedido de la contraparte</w:t>
             </w:r>
           </w:p>
         </w:tc>
@@ -2098,13 +2871,24 @@
                 <w:szCs w:val="24"/>
               </w:rPr>
             </w:pPr>
+            <w:proofErr w:type="spellStart"/>
             <w:r>
               <w:rPr>
                 <w:b/>
                 <w:sz w:val="18"/>
                 <w:szCs w:val="24"/>
               </w:rPr>
-              <w:t>Desarrollo de software / Gestión de proyectos</w:t>
+              <w:lastRenderedPageBreak/>
+              <w:t>Backend</w:t>
+            </w:r>
+            <w:proofErr w:type="spellEnd"/>
+            <w:r>
+              <w:rPr>
+                <w:b/>
+                <w:sz w:val="18"/>
+                <w:szCs w:val="24"/>
+              </w:rPr>
+              <w:t xml:space="preserve"> / Aseguramiento de la calidad</w:t>
             </w:r>
           </w:p>
         </w:tc>
@@ -2133,7 +2917,7 @@
                 <w:szCs w:val="20"/>
                 <w:lang w:eastAsia="es-CL"/>
               </w:rPr>
-              <w:t>Usuarios, roles y gestión de actividades (004 y 006)</w:t>
+              <w:t>Registro de asistencia y auditoría (001 y 007)</w:t>
             </w:r>
           </w:p>
         </w:tc>
@@ -2148,7 +2932,6 @@
                 <w:b/>
                 <w:sz w:val="18"/>
                 <w:szCs w:val="24"/>
-                <w:lang w:val="es-ES"/>
               </w:rPr>
             </w:pPr>
             <w:r>
@@ -2157,7 +2940,7 @@
                 <w:sz w:val="18"/>
                 <w:szCs w:val="24"/>
               </w:rPr>
-              <w:t>Django, PostgreSQL, HTML/CSS/JS</w:t>
+              <w:t>Django, PostgreSQL, lectores QR y de código de barras</w:t>
             </w:r>
           </w:p>
         </w:tc>
@@ -2180,7 +2963,7 @@
                 <w:sz w:val="18"/>
                 <w:szCs w:val="24"/>
               </w:rPr>
-              <w:t>2 semanas (S5-S6)</w:t>
+              <w:t>2 semanas (S7-S8)</w:t>
             </w:r>
           </w:p>
         </w:tc>
@@ -2209,8 +2992,31 @@
                 <w:szCs w:val="20"/>
                 <w:lang w:eastAsia="es-CL"/>
               </w:rPr>
-              <w:t>Gabriel / Pablo</w:t>
-            </w:r>
+              <w:t xml:space="preserve">Gabriel / </w:t>
+            </w:r>
+            <w:proofErr w:type="spellStart"/>
+            <w:r>
+              <w:rPr>
+                <w:rFonts w:ascii="Calibri" w:hAnsi="Calibri" w:cs="Arial"/>
+                <w:i/>
+                <w:color w:val="548DD4"/>
+                <w:sz w:val="18"/>
+                <w:szCs w:val="20"/>
+                <w:lang w:eastAsia="es-CL"/>
+              </w:rPr>
+              <w:t>Diverson</w:t>
+            </w:r>
+            <w:proofErr w:type="spellEnd"/>
+          </w:p>
+          <w:p>
+            <w:pPr>
+              <w:rPr>
+                <w:rFonts w:ascii="Calibri" w:hAnsi="Calibri" w:cs="Arial"/>
+                <w:sz w:val="18"/>
+                <w:szCs w:val="20"/>
+                <w:lang w:eastAsia="es-CL"/>
+              </w:rPr>
+            </w:pPr>
           </w:p>
         </w:tc>
         <w:tc>
@@ -2238,7 +3044,7 @@
                 <w:szCs w:val="20"/>
                 <w:lang w:eastAsia="es-CL"/>
               </w:rPr>
-              <w:t>Base estructural del sistema</w:t>
+              <w:t>Escáner con duplicados y concurrencia</w:t>
             </w:r>
           </w:p>
         </w:tc>
@@ -2296,19 +3102,31 @@
                 <w:szCs w:val="20"/>
                 <w:lang w:eastAsia="es-CL"/>
               </w:rPr>
-              <w:t xml:space="preserve">Control de propietario y cambio obligatorio de contraseña, a pedido de la </w:t>
-            </w:r>
-            <w:r>
-              <w:rPr>
-                <w:rFonts w:ascii="Calibri" w:hAnsi="Calibri" w:cs="Arial"/>
-                <w:i/>
-                <w:color w:val="548DD4"/>
-                <w:sz w:val="18"/>
-                <w:szCs w:val="20"/>
-                <w:lang w:eastAsia="es-CL"/>
-              </w:rPr>
-              <w:lastRenderedPageBreak/>
-              <w:t>contraparte</w:t>
+              <w:t xml:space="preserve">Escáner ampliado a Administrador y Creador; límite de intentos; soporte de </w:t>
+            </w:r>
+            <w:proofErr w:type="gramStart"/>
+            <w:r>
+              <w:rPr>
+                <w:rFonts w:ascii="Calibri" w:hAnsi="Calibri" w:cs="Arial"/>
+                <w:i/>
+                <w:color w:val="548DD4"/>
+                <w:sz w:val="18"/>
+                <w:szCs w:val="20"/>
+                <w:lang w:eastAsia="es-CL"/>
+              </w:rPr>
+              <w:t>carnet</w:t>
+            </w:r>
+            <w:proofErr w:type="gramEnd"/>
+            <w:r>
+              <w:rPr>
+                <w:rFonts w:ascii="Calibri" w:hAnsi="Calibri" w:cs="Arial"/>
+                <w:i/>
+                <w:color w:val="548DD4"/>
+                <w:sz w:val="18"/>
+                <w:szCs w:val="20"/>
+                <w:lang w:eastAsia="es-CL"/>
+              </w:rPr>
+              <w:t xml:space="preserve"> antiguo</w:t>
             </w:r>
           </w:p>
         </w:tc>
@@ -2336,8 +3154,7 @@
                 <w:sz w:val="18"/>
                 <w:szCs w:val="24"/>
               </w:rPr>
-              <w:lastRenderedPageBreak/>
-              <w:t>Backend / Aseguramiento de la calidad</w:t>
+              <w:t>Desarrollo de software / Bases de datos</w:t>
             </w:r>
           </w:p>
         </w:tc>
@@ -2366,7 +3183,7 @@
                 <w:szCs w:val="20"/>
                 <w:lang w:eastAsia="es-CL"/>
               </w:rPr>
-              <w:t>Registro de asistencia y auditoría (001 y 007)</w:t>
+              <w:t>Cupos e inscripciones (002)</w:t>
             </w:r>
           </w:p>
         </w:tc>
@@ -2389,7 +3206,7 @@
                 <w:sz w:val="18"/>
                 <w:szCs w:val="24"/>
               </w:rPr>
-              <w:t>Django, PostgreSQL, lectores QR y de código de barras</w:t>
+              <w:t>Django, PostgreSQL, HTML/CSS/JS</w:t>
             </w:r>
           </w:p>
         </w:tc>
@@ -2412,7 +3229,7 @@
                 <w:sz w:val="18"/>
                 <w:szCs w:val="24"/>
               </w:rPr>
-              <w:t>2 semanas (S7-S8)</w:t>
+              <w:t>2 semanas (S9-S10)</w:t>
             </w:r>
           </w:p>
         </w:tc>
@@ -2441,18 +3258,8 @@
                 <w:szCs w:val="20"/>
                 <w:lang w:eastAsia="es-CL"/>
               </w:rPr>
-              <w:t>Gabriel / Diverson</w:t>
-            </w:r>
-          </w:p>
-          <w:p>
-            <w:pPr>
-              <w:rPr>
-                <w:rFonts w:ascii="Calibri" w:hAnsi="Calibri" w:cs="Arial"/>
-                <w:sz w:val="18"/>
-                <w:szCs w:val="20"/>
-                <w:lang w:eastAsia="es-CL"/>
-              </w:rPr>
-            </w:pPr>
+              <w:t>Gabriel / Pablo</w:t>
+            </w:r>
           </w:p>
         </w:tc>
         <w:tc>
@@ -2480,7 +3287,7 @@
                 <w:szCs w:val="20"/>
                 <w:lang w:eastAsia="es-CL"/>
               </w:rPr>
-              <w:t>Escáner con duplicados y concurrencia</w:t>
+              <w:t>Riesgo de concurrencia resuelto con bloqueo de fila</w:t>
             </w:r>
           </w:p>
         </w:tc>
@@ -2509,7 +3316,7 @@
                 <w:szCs w:val="20"/>
                 <w:lang w:eastAsia="es-CL"/>
               </w:rPr>
-              <w:t>Completado</w:t>
+              <w:t>Completado (adelantado)</w:t>
             </w:r>
           </w:p>
         </w:tc>
@@ -2538,7 +3345,7 @@
                 <w:szCs w:val="20"/>
                 <w:lang w:eastAsia="es-CL"/>
               </w:rPr>
-              <w:t>Escáner ampliado a Administrador y Creador; límite de intentos; soporte de carnet antiguo</w:t>
+              <w:t>La falla de la auditoría ya no deshace una inscripción válida</w:t>
             </w:r>
           </w:p>
         </w:tc>
@@ -2566,7 +3373,7 @@
                 <w:sz w:val="18"/>
                 <w:szCs w:val="24"/>
               </w:rPr>
-              <w:t>Desarrollo de software / Bases de datos</w:t>
+              <w:t>Desarrollo de software</w:t>
             </w:r>
           </w:p>
         </w:tc>
@@ -2595,7 +3402,7 @@
                 <w:szCs w:val="20"/>
                 <w:lang w:eastAsia="es-CL"/>
               </w:rPr>
-              <w:t>Cupos e inscripciones (002)</w:t>
+              <w:t>Invitaciones por correo (003)</w:t>
             </w:r>
           </w:p>
         </w:tc>
@@ -2618,7 +3425,7 @@
                 <w:sz w:val="18"/>
                 <w:szCs w:val="24"/>
               </w:rPr>
-              <w:t>Django, PostgreSQL, HTML/CSS/JS</w:t>
+              <w:t>Django, servicio de correo</w:t>
             </w:r>
           </w:p>
         </w:tc>
@@ -2641,7 +3448,7 @@
                 <w:sz w:val="18"/>
                 <w:szCs w:val="24"/>
               </w:rPr>
-              <w:t>2 semanas (S9-S10)</w:t>
+              <w:t>2 semanas (S11-S12)</w:t>
             </w:r>
           </w:p>
         </w:tc>
@@ -2670,8 +3477,21 @@
                 <w:szCs w:val="20"/>
                 <w:lang w:eastAsia="es-CL"/>
               </w:rPr>
-              <w:t>Gabriel / Pablo</w:t>
-            </w:r>
+              <w:t xml:space="preserve">Gabriel / </w:t>
+            </w:r>
+            <w:proofErr w:type="spellStart"/>
+            <w:r>
+              <w:rPr>
+                <w:rFonts w:ascii="Calibri" w:hAnsi="Calibri" w:cs="Arial"/>
+                <w:i/>
+                <w:color w:val="548DD4"/>
+                <w:sz w:val="18"/>
+                <w:szCs w:val="20"/>
+                <w:lang w:eastAsia="es-CL"/>
+              </w:rPr>
+              <w:t>Diverson</w:t>
+            </w:r>
+            <w:proofErr w:type="spellEnd"/>
           </w:p>
         </w:tc>
         <w:tc>
@@ -2699,7 +3519,7 @@
                 <w:szCs w:val="20"/>
                 <w:lang w:eastAsia="es-CL"/>
               </w:rPr>
-              <w:t>Riesgo de concurrencia resuelto con bloqueo de fila</w:t>
+              <w:t>Lógica terminada; envío real por SMTP desactivado hasta contar con cuenta institucional</w:t>
             </w:r>
           </w:p>
         </w:tc>
@@ -2728,7 +3548,7 @@
                 <w:szCs w:val="20"/>
                 <w:lang w:eastAsia="es-CL"/>
               </w:rPr>
-              <w:t>Completado</w:t>
+              <w:t>En curso (adelantado)</w:t>
             </w:r>
           </w:p>
         </w:tc>
@@ -2738,26 +3558,23 @@
           </w:tcPr>
           <w:p>
             <w:pPr>
-              <w:jc w:val="both"/>
-              <w:rPr>
-                <w:rFonts w:ascii="Calibri" w:hAnsi="Calibri" w:cs="Arial"/>
-                <w:i/>
-                <w:color w:val="548DD4"/>
-                <w:sz w:val="18"/>
-                <w:szCs w:val="20"/>
-                <w:lang w:eastAsia="es-CL"/>
-              </w:rPr>
-            </w:pPr>
-            <w:r>
-              <w:rPr>
-                <w:rFonts w:ascii="Calibri" w:hAnsi="Calibri" w:cs="Arial"/>
-                <w:i/>
-                <w:color w:val="548DD4"/>
-                <w:sz w:val="18"/>
-                <w:szCs w:val="20"/>
-                <w:lang w:eastAsia="es-CL"/>
-              </w:rPr>
-              <w:t>La falla de la auditoría ya no deshace una inscripción válida</w:t>
+              <w:rPr>
+                <w:rFonts w:ascii="Calibri" w:hAnsi="Calibri" w:cs="Arial"/>
+                <w:sz w:val="18"/>
+                <w:szCs w:val="20"/>
+                <w:lang w:eastAsia="es-CL"/>
+              </w:rPr>
+            </w:pPr>
+            <w:r>
+              <w:rPr>
+                <w:rFonts w:ascii="Calibri" w:hAnsi="Calibri" w:cs="Arial"/>
+                <w:i/>
+                <w:color w:val="548DD4"/>
+                <w:sz w:val="18"/>
+                <w:szCs w:val="20"/>
+                <w:lang w:eastAsia="es-CL"/>
+              </w:rPr>
+              <w:t>Sin ajuste de plan</w:t>
             </w:r>
           </w:p>
         </w:tc>
@@ -2785,7 +3602,7 @@
                 <w:sz w:val="18"/>
                 <w:szCs w:val="24"/>
               </w:rPr>
-              <w:t>Desarrollo de software</w:t>
+              <w:t>Gestión de proyectos / Bases de datos</w:t>
             </w:r>
           </w:p>
         </w:tc>
@@ -2814,7 +3631,7 @@
                 <w:szCs w:val="20"/>
                 <w:lang w:eastAsia="es-CL"/>
               </w:rPr>
-              <w:t>Invitaciones por correo (003)</w:t>
+              <w:t>Respaldo y continuidad (008)</w:t>
             </w:r>
           </w:p>
         </w:tc>
@@ -2837,7 +3654,7 @@
                 <w:sz w:val="18"/>
                 <w:szCs w:val="24"/>
               </w:rPr>
-              <w:t>Django, servicio de correo</w:t>
+              <w:t>PostgreSQL, script programado, almacenamiento externo</w:t>
             </w:r>
           </w:p>
         </w:tc>
@@ -2880,16 +3697,29 @@
                 <w:lang w:eastAsia="es-CL"/>
               </w:rPr>
             </w:pPr>
-            <w:r>
-              <w:rPr>
-                <w:rFonts w:ascii="Calibri" w:hAnsi="Calibri" w:cs="Arial"/>
-                <w:i/>
-                <w:color w:val="548DD4"/>
-                <w:sz w:val="18"/>
-                <w:szCs w:val="20"/>
-                <w:lang w:eastAsia="es-CL"/>
-              </w:rPr>
-              <w:t>Gabriel / Diverson</w:t>
+            <w:proofErr w:type="spellStart"/>
+            <w:r>
+              <w:rPr>
+                <w:rFonts w:ascii="Calibri" w:hAnsi="Calibri" w:cs="Arial"/>
+                <w:i/>
+                <w:color w:val="548DD4"/>
+                <w:sz w:val="18"/>
+                <w:szCs w:val="20"/>
+                <w:lang w:eastAsia="es-CL"/>
+              </w:rPr>
+              <w:t>Diverson</w:t>
+            </w:r>
+            <w:proofErr w:type="spellEnd"/>
+            <w:r>
+              <w:rPr>
+                <w:rFonts w:ascii="Calibri" w:hAnsi="Calibri" w:cs="Arial"/>
+                <w:i/>
+                <w:color w:val="548DD4"/>
+                <w:sz w:val="18"/>
+                <w:szCs w:val="20"/>
+                <w:lang w:eastAsia="es-CL"/>
+              </w:rPr>
+              <w:t xml:space="preserve"> / Gabriel</w:t>
             </w:r>
           </w:p>
         </w:tc>
@@ -2918,7 +3748,7 @@
                 <w:szCs w:val="20"/>
                 <w:lang w:eastAsia="es-CL"/>
               </w:rPr>
-              <w:t>Lógica terminada; envío real por SMTP desactivado hasta contar con cuenta institucional</w:t>
+              <w:t>El respaldo automático y periódico depende del entorno de producción. Hay respaldos manuales preliminares</w:t>
             </w:r>
           </w:p>
         </w:tc>
@@ -2947,7 +3777,7 @@
                 <w:szCs w:val="20"/>
                 <w:lang w:eastAsia="es-CL"/>
               </w:rPr>
-              <w:t>En curso</w:t>
+              <w:t>No iniciado (según plan)</w:t>
             </w:r>
           </w:p>
         </w:tc>
@@ -2976,18 +3806,8 @@
                 <w:szCs w:val="20"/>
                 <w:lang w:eastAsia="es-CL"/>
               </w:rPr>
-              <w:t>Sin ajuste de plan; activación del SMTP programada</w:t>
-            </w:r>
-          </w:p>
-          <w:p>
-            <w:pPr>
-              <w:rPr>
-                <w:rFonts w:ascii="Calibri" w:hAnsi="Calibri" w:cs="Arial"/>
-                <w:sz w:val="18"/>
-                <w:szCs w:val="20"/>
-                <w:lang w:eastAsia="es-CL"/>
-              </w:rPr>
-            </w:pPr>
+              <w:t>Sin ajuste; se ejecuta en su semana</w:t>
+            </w:r>
           </w:p>
         </w:tc>
       </w:tr>
@@ -3014,7 +3834,7 @@
                 <w:sz w:val="18"/>
                 <w:szCs w:val="24"/>
               </w:rPr>
-              <w:t>Gestión de proyectos / Bases de datos</w:t>
+              <w:t>Desarrollo de software / Aseguramiento de la calidad</w:t>
             </w:r>
           </w:p>
         </w:tc>
@@ -3043,7 +3863,7 @@
                 <w:szCs w:val="20"/>
                 <w:lang w:eastAsia="es-CL"/>
               </w:rPr>
-              <w:t>Respaldo y continuidad (008)</w:t>
+              <w:t>Reportes y métricas (005)</w:t>
             </w:r>
           </w:p>
         </w:tc>
@@ -3066,7 +3886,7 @@
                 <w:sz w:val="18"/>
                 <w:szCs w:val="24"/>
               </w:rPr>
-              <w:t>PostgreSQL, script programado, almacenamiento externo</w:t>
+              <w:t>Django, PostgreSQL, librería de exportación</w:t>
             </w:r>
           </w:p>
         </w:tc>
@@ -3089,7 +3909,7 @@
                 <w:sz w:val="18"/>
                 <w:szCs w:val="24"/>
               </w:rPr>
-              <w:t>2 semanas (S11-S12)</w:t>
+              <w:t>2 semanas (S13-S14)</w:t>
             </w:r>
           </w:p>
         </w:tc>
@@ -3109,16 +3929,29 @@
                 <w:lang w:eastAsia="es-CL"/>
               </w:rPr>
             </w:pPr>
-            <w:r>
-              <w:rPr>
-                <w:rFonts w:ascii="Calibri" w:hAnsi="Calibri" w:cs="Arial"/>
-                <w:i/>
-                <w:color w:val="548DD4"/>
-                <w:sz w:val="18"/>
-                <w:szCs w:val="20"/>
-                <w:lang w:eastAsia="es-CL"/>
-              </w:rPr>
-              <w:t>Diverson / Gabriel</w:t>
+            <w:proofErr w:type="spellStart"/>
+            <w:r>
+              <w:rPr>
+                <w:rFonts w:ascii="Calibri" w:hAnsi="Calibri" w:cs="Arial"/>
+                <w:i/>
+                <w:color w:val="548DD4"/>
+                <w:sz w:val="18"/>
+                <w:szCs w:val="20"/>
+                <w:lang w:eastAsia="es-CL"/>
+              </w:rPr>
+              <w:t>Diverson</w:t>
+            </w:r>
+            <w:proofErr w:type="spellEnd"/>
+            <w:r>
+              <w:rPr>
+                <w:rFonts w:ascii="Calibri" w:hAnsi="Calibri" w:cs="Arial"/>
+                <w:i/>
+                <w:color w:val="548DD4"/>
+                <w:sz w:val="18"/>
+                <w:szCs w:val="20"/>
+                <w:lang w:eastAsia="es-CL"/>
+              </w:rPr>
+              <w:t xml:space="preserve"> / Pablo</w:t>
             </w:r>
           </w:p>
         </w:tc>
@@ -3147,7 +3980,7 @@
                 <w:szCs w:val="20"/>
                 <w:lang w:eastAsia="es-CL"/>
               </w:rPr>
-              <w:t>El respaldo automático y periódico depende del entorno de producción. Hay respaldos manuales preliminares</w:t>
+              <w:t>Pruebas de integración final pendientes</w:t>
             </w:r>
           </w:p>
         </w:tc>
@@ -3176,7 +4009,7 @@
                 <w:szCs w:val="20"/>
                 <w:lang w:eastAsia="es-CL"/>
               </w:rPr>
-              <w:t>No iniciado</w:t>
+              <w:t>Completado (adelantado)</w:t>
             </w:r>
           </w:p>
         </w:tc>
@@ -3205,227 +4038,31 @@
                 <w:szCs w:val="20"/>
                 <w:lang w:eastAsia="es-CL"/>
               </w:rPr>
-              <w:t>Se reprograma para cuando exista el servidor de producción</w:t>
-            </w:r>
-          </w:p>
-        </w:tc>
-      </w:tr>
-      <w:tr>
-        <w:trPr>
-          <w:trHeight w:val="2410"/>
-        </w:trPr>
-        <w:tc>
-          <w:tcPr>
-            <w:tcW w:w="1328" w:type="dxa"/>
-          </w:tcPr>
-          <w:p>
-            <w:pPr>
-              <w:jc w:val="both"/>
-              <w:rPr>
-                <w:b/>
-                <w:sz w:val="18"/>
-                <w:szCs w:val="24"/>
-              </w:rPr>
-            </w:pPr>
-            <w:r>
-              <w:rPr>
-                <w:b/>
-                <w:sz w:val="18"/>
-                <w:szCs w:val="24"/>
-              </w:rPr>
-              <w:lastRenderedPageBreak/>
-              <w:t>Desarrollo de software / Aseguramiento de la calidad</w:t>
-            </w:r>
-          </w:p>
-        </w:tc>
-        <w:tc>
-          <w:tcPr>
-            <w:tcW w:w="1077" w:type="dxa"/>
-          </w:tcPr>
-          <w:p>
-            <w:pPr>
-              <w:jc w:val="both"/>
-              <w:rPr>
-                <w:rFonts w:ascii="Calibri" w:hAnsi="Calibri" w:cs="Arial"/>
-                <w:i/>
-                <w:color w:val="548DD4"/>
-                <w:sz w:val="18"/>
-                <w:szCs w:val="20"/>
-                <w:lang w:eastAsia="es-CL"/>
-              </w:rPr>
-            </w:pPr>
-            <w:r>
-              <w:rPr>
-                <w:rFonts w:ascii="Calibri" w:hAnsi="Calibri" w:cs="Arial"/>
-                <w:i/>
-                <w:color w:val="548DD4"/>
-                <w:sz w:val="18"/>
-                <w:szCs w:val="20"/>
-                <w:lang w:eastAsia="es-CL"/>
-              </w:rPr>
-              <w:t>Reportes y métricas (005)</w:t>
-            </w:r>
-          </w:p>
-        </w:tc>
-        <w:tc>
-          <w:tcPr>
-            <w:tcW w:w="1276" w:type="dxa"/>
-          </w:tcPr>
-          <w:p>
-            <w:pPr>
-              <w:jc w:val="both"/>
-              <w:rPr>
-                <w:b/>
-                <w:sz w:val="18"/>
-                <w:szCs w:val="24"/>
-              </w:rPr>
-            </w:pPr>
-            <w:r>
-              <w:rPr>
-                <w:b/>
-                <w:sz w:val="18"/>
-                <w:szCs w:val="24"/>
-              </w:rPr>
-              <w:t>Django, PostgreSQL, librería de exportación</w:t>
-            </w:r>
-          </w:p>
-        </w:tc>
-        <w:tc>
-          <w:tcPr>
-            <w:tcW w:w="1276" w:type="dxa"/>
-          </w:tcPr>
-          <w:p>
-            <w:pPr>
-              <w:jc w:val="both"/>
-              <w:rPr>
-                <w:b/>
-                <w:sz w:val="18"/>
-                <w:szCs w:val="24"/>
-              </w:rPr>
-            </w:pPr>
-            <w:r>
-              <w:rPr>
-                <w:b/>
-                <w:sz w:val="18"/>
-                <w:szCs w:val="24"/>
-              </w:rPr>
-              <w:t>2 semanas (S13-S14)</w:t>
-            </w:r>
-          </w:p>
-        </w:tc>
-        <w:tc>
-          <w:tcPr>
-            <w:tcW w:w="1275" w:type="dxa"/>
-          </w:tcPr>
-          <w:p>
-            <w:pPr>
-              <w:jc w:val="both"/>
-              <w:rPr>
-                <w:rFonts w:ascii="Calibri" w:hAnsi="Calibri" w:cs="Arial"/>
-                <w:i/>
-                <w:color w:val="548DD4"/>
-                <w:sz w:val="18"/>
-                <w:szCs w:val="20"/>
-                <w:lang w:eastAsia="es-CL"/>
-              </w:rPr>
-            </w:pPr>
-            <w:r>
-              <w:rPr>
-                <w:rFonts w:ascii="Calibri" w:hAnsi="Calibri" w:cs="Arial"/>
-                <w:i/>
-                <w:color w:val="548DD4"/>
-                <w:sz w:val="18"/>
-                <w:szCs w:val="20"/>
-                <w:lang w:eastAsia="es-CL"/>
-              </w:rPr>
-              <w:t>Diverson / Pablo</w:t>
-            </w:r>
-          </w:p>
-        </w:tc>
-        <w:tc>
-          <w:tcPr>
-            <w:tcW w:w="1276" w:type="dxa"/>
-          </w:tcPr>
-          <w:p>
-            <w:pPr>
-              <w:jc w:val="both"/>
-              <w:rPr>
-                <w:rFonts w:ascii="Calibri" w:hAnsi="Calibri" w:cs="Arial"/>
-                <w:i/>
-                <w:color w:val="548DD4"/>
-                <w:sz w:val="18"/>
-                <w:szCs w:val="20"/>
-                <w:lang w:eastAsia="es-CL"/>
-              </w:rPr>
-            </w:pPr>
-            <w:r>
-              <w:rPr>
-                <w:rFonts w:ascii="Calibri" w:hAnsi="Calibri" w:cs="Arial"/>
-                <w:i/>
-                <w:color w:val="548DD4"/>
-                <w:sz w:val="18"/>
-                <w:szCs w:val="20"/>
-                <w:lang w:eastAsia="es-CL"/>
-              </w:rPr>
-              <w:t>Adelantado respecto del plan; pruebas de integración final en curso</w:t>
-            </w:r>
-          </w:p>
-        </w:tc>
-        <w:tc>
-          <w:tcPr>
-            <w:tcW w:w="1418" w:type="dxa"/>
-          </w:tcPr>
-          <w:p>
-            <w:pPr>
-              <w:jc w:val="both"/>
-              <w:rPr>
-                <w:rFonts w:ascii="Calibri" w:hAnsi="Calibri" w:cs="Arial"/>
-                <w:i/>
-                <w:color w:val="C00000"/>
-                <w:sz w:val="16"/>
-                <w:szCs w:val="20"/>
-                <w:lang w:eastAsia="es-CL"/>
-              </w:rPr>
-            </w:pPr>
-            <w:r>
-              <w:rPr>
-                <w:rFonts w:ascii="Calibri" w:hAnsi="Calibri" w:cs="Arial"/>
-                <w:i/>
-                <w:color w:val="C00000"/>
-                <w:sz w:val="16"/>
-                <w:szCs w:val="20"/>
-                <w:lang w:eastAsia="es-CL"/>
-              </w:rPr>
-              <w:t>Completado</w:t>
-            </w:r>
-          </w:p>
-        </w:tc>
-        <w:tc>
-          <w:tcPr>
-            <w:tcW w:w="850" w:type="dxa"/>
-          </w:tcPr>
-          <w:p>
-            <w:pPr>
-              <w:jc w:val="both"/>
-              <w:rPr>
-                <w:rFonts w:ascii="Calibri" w:hAnsi="Calibri" w:cs="Arial"/>
-                <w:i/>
-                <w:color w:val="548DD4"/>
-                <w:sz w:val="18"/>
-                <w:szCs w:val="20"/>
-                <w:lang w:eastAsia="es-CL"/>
-              </w:rPr>
-            </w:pPr>
-            <w:r>
-              <w:rPr>
-                <w:rFonts w:ascii="Calibri" w:hAnsi="Calibri" w:cs="Arial"/>
-                <w:i/>
-                <w:color w:val="548DD4"/>
-                <w:sz w:val="18"/>
-                <w:szCs w:val="20"/>
-                <w:lang w:eastAsia="es-CL"/>
-              </w:rPr>
-              <w:t>Corrección de KPI de inscritos, filtro por escuela y CSV con ; para Excel chileno</w:t>
+              <w:t xml:space="preserve">Corrección de KPI de inscritos, filtro por escuela y CSV </w:t>
+            </w:r>
+            <w:proofErr w:type="gramStart"/>
+            <w:r>
+              <w:rPr>
+                <w:rFonts w:ascii="Calibri" w:hAnsi="Calibri" w:cs="Arial"/>
+                <w:i/>
+                <w:color w:val="548DD4"/>
+                <w:sz w:val="18"/>
+                <w:szCs w:val="20"/>
+                <w:lang w:eastAsia="es-CL"/>
+              </w:rPr>
+              <w:t>con ;</w:t>
+            </w:r>
+            <w:proofErr w:type="gramEnd"/>
+            <w:r>
+              <w:rPr>
+                <w:rFonts w:ascii="Calibri" w:hAnsi="Calibri" w:cs="Arial"/>
+                <w:i/>
+                <w:color w:val="548DD4"/>
+                <w:sz w:val="18"/>
+                <w:szCs w:val="20"/>
+                <w:lang w:eastAsia="es-CL"/>
+              </w:rPr>
+              <w:t xml:space="preserve"> para Excel chileno</w:t>
             </w:r>
           </w:p>
         </w:tc>
@@ -3707,7 +4344,59 @@
                 <w:szCs w:val="20"/>
                 <w:lang w:eastAsia="es-CL"/>
               </w:rPr>
-              <w:t>Facilitadores: el stack (Django, PostgreSQL) era conocido por el equipo. El Punto Estudiantil ya cuenta con los lectores de QR y de código de barras, por lo que no hubo inversión en hardware. La contraparte entregó retroalimentación real. La suite de pruebas automatizadas permitió corregir y refactorizar sin romper lo ya construido.</w:t>
+              <w:t xml:space="preserve">Facilitadores: el equipo conocía el </w:t>
+            </w:r>
+            <w:proofErr w:type="spellStart"/>
+            <w:r>
+              <w:rPr>
+                <w:rFonts w:ascii="Calibri" w:hAnsi="Calibri" w:cs="Arial"/>
+                <w:i/>
+                <w:iCs/>
+                <w:color w:val="548DD4"/>
+                <w:sz w:val="20"/>
+                <w:szCs w:val="20"/>
+                <w:lang w:eastAsia="es-CL"/>
+              </w:rPr>
+              <w:t>stack</w:t>
+            </w:r>
+            <w:proofErr w:type="spellEnd"/>
+            <w:r>
+              <w:rPr>
+                <w:rFonts w:ascii="Calibri" w:hAnsi="Calibri" w:cs="Arial"/>
+                <w:i/>
+                <w:iCs/>
+                <w:color w:val="548DD4"/>
+                <w:sz w:val="20"/>
+                <w:szCs w:val="20"/>
+                <w:lang w:eastAsia="es-CL"/>
+              </w:rPr>
+              <w:t xml:space="preserve"> (Django y PostgreSQL), el Punto Estudiantil ya tenía los lectores de QR y de código de barras, la contraparte dio retroalimentación real, y la suite de pruebas permitió cambiar el sistema sin romperlo. El adelanto en los </w:t>
+            </w:r>
+            <w:proofErr w:type="spellStart"/>
+            <w:r>
+              <w:rPr>
+                <w:rFonts w:ascii="Calibri" w:hAnsi="Calibri" w:cs="Arial"/>
+                <w:i/>
+                <w:iCs/>
+                <w:color w:val="548DD4"/>
+                <w:sz w:val="20"/>
+                <w:szCs w:val="20"/>
+                <w:lang w:eastAsia="es-CL"/>
+              </w:rPr>
+              <w:t>sprints</w:t>
+            </w:r>
+            <w:proofErr w:type="spellEnd"/>
+            <w:r>
+              <w:rPr>
+                <w:rFonts w:ascii="Calibri" w:hAnsi="Calibri" w:cs="Arial"/>
+                <w:i/>
+                <w:iCs/>
+                <w:color w:val="548DD4"/>
+                <w:sz w:val="20"/>
+                <w:szCs w:val="20"/>
+                <w:lang w:eastAsia="es-CL"/>
+              </w:rPr>
+              <w:t xml:space="preserve"> dio margen para absorber los cambios de alcance.</w:t>
             </w:r>
           </w:p>
           <w:p>
@@ -3741,7 +4430,7 @@
               <w:pStyle w:val="Prrafodelista"/>
               <w:numPr>
                 <w:ilvl w:val="0"/>
-                <w:numId w:val="3"/>
+                <w:numId w:val="5"/>
               </w:numPr>
               <w:jc w:val="both"/>
               <w:rPr>
@@ -3764,7 +4453,7 @@
                 <w:szCs w:val="20"/>
                 <w:lang w:eastAsia="es-CL"/>
               </w:rPr>
-              <w:t>Coordinación con el Punto Estudiantil: ha sido difícil cuadrar horarios para las revisiones acordadas. Hasta ahora se realizó solo una, y las demás siguen pendientes. Esto retrasa la validación de los documentos 01, 02, 04 y 05 y la prueba de usabilidad con operadores reales. La acción es agendar las revisiones pendientes con fecha fija, concentrarlas en pocas sesiones y llevar las pantallas listas para validar en cada una.</w:t>
+              <w:t>Coordinación con el Punto Estudiantil: ha costado cuadrar horarios para las revisiones acordadas. Se realizó solo una, y las demás están pendientes. Acción: agendarlas con fecha fija, concentradas en pocas sesiones, y llevar las pantallas listas para validar.</w:t>
             </w:r>
           </w:p>
           <w:p>
@@ -3772,7 +4461,7 @@
               <w:pStyle w:val="Prrafodelista"/>
               <w:numPr>
                 <w:ilvl w:val="0"/>
-                <w:numId w:val="3"/>
+                <w:numId w:val="5"/>
               </w:numPr>
               <w:jc w:val="both"/>
               <w:rPr>
@@ -3795,7 +4484,33 @@
                 <w:szCs w:val="20"/>
                 <w:lang w:eastAsia="es-CL"/>
               </w:rPr>
-              <w:t>Correo real (Historia 003): no se dispone aún de una cuenta institucional para SMTP, y el sistema está en etapa de pruebas internas. Los correos se muestran en consola. El envío real ya está en el código, desactivado. Se activará con las credenciales en variables de entorno apenas haya cuenta.</w:t>
+              <w:t xml:space="preserve">Variabilidad de los </w:t>
+            </w:r>
+            <w:proofErr w:type="gramStart"/>
+            <w:r>
+              <w:rPr>
+                <w:rFonts w:ascii="Calibri" w:hAnsi="Calibri" w:cs="Arial"/>
+                <w:i/>
+                <w:iCs/>
+                <w:color w:val="548DD4"/>
+                <w:sz w:val="20"/>
+                <w:szCs w:val="20"/>
+                <w:lang w:eastAsia="es-CL"/>
+              </w:rPr>
+              <w:t>carnets</w:t>
+            </w:r>
+            <w:proofErr w:type="gramEnd"/>
+            <w:r>
+              <w:rPr>
+                <w:rFonts w:ascii="Calibri" w:hAnsi="Calibri" w:cs="Arial"/>
+                <w:i/>
+                <w:iCs/>
+                <w:color w:val="548DD4"/>
+                <w:sz w:val="20"/>
+                <w:szCs w:val="20"/>
+                <w:lang w:eastAsia="es-CL"/>
+              </w:rPr>
+              <w:t>: el antiguo y el nuevo entregan el RUT en formatos distintos y el lector de QR depende del teclado. Se resolvió ampliando el campo y reconociendo ambos formatos. Falta probar con RUN de 7 dígitos o con K.</w:t>
             </w:r>
           </w:p>
           <w:p>
@@ -3803,103 +4518,30 @@
               <w:pStyle w:val="Prrafodelista"/>
               <w:numPr>
                 <w:ilvl w:val="0"/>
-                <w:numId w:val="3"/>
+                <w:numId w:val="5"/>
               </w:numPr>
               <w:jc w:val="both"/>
               <w:rPr>
                 <w:rFonts w:ascii="Calibri" w:hAnsi="Calibri" w:cs="Arial"/>
                 <w:i/>
+                <w:color w:val="548DD4"/>
+                <w:sz w:val="20"/>
+                <w:szCs w:val="20"/>
+                <w:lang w:eastAsia="es-CL"/>
+              </w:rPr>
+            </w:pPr>
+            <w:r>
+              <w:rPr>
+                <w:rFonts w:ascii="Calibri" w:hAnsi="Calibri" w:cs="Arial"/>
+                <w:i/>
                 <w:iCs/>
                 <w:color w:val="548DD4"/>
                 <w:sz w:val="20"/>
                 <w:szCs w:val="20"/>
                 <w:lang w:eastAsia="es-CL"/>
               </w:rPr>
-            </w:pPr>
-            <w:r>
-              <w:rPr>
-                <w:rFonts w:ascii="Calibri" w:hAnsi="Calibri" w:cs="Arial"/>
-                <w:i/>
-                <w:iCs/>
-                <w:color w:val="548DD4"/>
-                <w:sz w:val="20"/>
-                <w:szCs w:val="20"/>
-                <w:lang w:eastAsia="es-CL"/>
-              </w:rPr>
-              <w:t>Respaldo (Historia 008): la solución final, automática y periódica, debe operar en producción, que aún no existe. Se priorizó cerrar las funcionalidades núcleo y la seguridad, y mientras tanto se hacen respaldos manuales y una restauración de prueba. La acción es implementar el script programado al contar con el servidor.</w:t>
-            </w:r>
-          </w:p>
-          <w:p>
-            <w:pPr>
-              <w:pStyle w:val="Prrafodelista"/>
-              <w:numPr>
-                <w:ilvl w:val="0"/>
-                <w:numId w:val="3"/>
-              </w:numPr>
-              <w:rPr>
-                <w:rFonts w:ascii="Calibri" w:hAnsi="Calibri"/>
-                <w:color w:val="1F3864" w:themeColor="accent1" w:themeShade="80"/>
-              </w:rPr>
-            </w:pPr>
-            <w:r>
-              <w:rPr>
-                <w:rFonts w:ascii="Calibri" w:hAnsi="Calibri" w:cs="Arial"/>
-                <w:i/>
-                <w:iCs/>
-                <w:color w:val="548DD4"/>
-                <w:sz w:val="20"/>
-                <w:szCs w:val="20"/>
-                <w:lang w:eastAsia="es-CL"/>
-              </w:rPr>
-              <w:t>Variabilidad en los carnets: el carnet antiguo y el nuevo entregan el RUT en formatos distintos, y el lector de QR depende de la configuración del teclado. Se resolvió ampliando el campo y reconociendo ambos formatos, y se probó con lectores reales. Falta probar con RUN de 7 dígitos o con K.</w:t>
-            </w:r>
-          </w:p>
-          <w:p>
-            <w:pPr>
-              <w:rPr>
-                <w:rFonts w:ascii="Calibri" w:hAnsi="Calibri"/>
-                <w:color w:val="1F3864" w:themeColor="accent1" w:themeShade="80"/>
-              </w:rPr>
-            </w:pPr>
-          </w:p>
-          <w:p>
-            <w:pPr>
-              <w:jc w:val="both"/>
-              <w:rPr>
-                <w:rFonts w:ascii="Calibri" w:hAnsi="Calibri" w:cs="Arial"/>
-                <w:i/>
-                <w:color w:val="548DD4"/>
-                <w:sz w:val="20"/>
-                <w:szCs w:val="20"/>
-                <w:lang w:eastAsia="es-CL"/>
-              </w:rPr>
-            </w:pPr>
-          </w:p>
-          <w:p>
-            <w:pPr>
-              <w:jc w:val="both"/>
-              <w:rPr>
-                <w:rFonts w:ascii="Calibri" w:hAnsi="Calibri" w:cs="Arial"/>
-                <w:i/>
-                <w:color w:val="548DD4"/>
-                <w:sz w:val="20"/>
-                <w:szCs w:val="20"/>
-                <w:lang w:eastAsia="es-CL"/>
-              </w:rPr>
-            </w:pPr>
-          </w:p>
-          <w:p>
-            <w:pPr>
-              <w:jc w:val="both"/>
-              <w:rPr>
-                <w:rFonts w:ascii="Calibri" w:hAnsi="Calibri" w:cs="Arial"/>
-                <w:i/>
-                <w:color w:val="548DD4"/>
-                <w:sz w:val="20"/>
-                <w:szCs w:val="20"/>
-                <w:lang w:eastAsia="es-CL"/>
-              </w:rPr>
-            </w:pPr>
+              <w:t>Dependencia de infraestructura externa: el correo real y el respaldo periódico requieren una cuenta institucional y un servidor de producción. Acción: dejar el SMTP listo en el código y programar ambos para las semanas 11-12.</w:t>
+            </w:r>
           </w:p>
         </w:tc>
       </w:tr>
@@ -3959,7 +4601,6 @@
                 <w:rFonts w:ascii="Calibri" w:hAnsi="Calibri"/>
                 <w:color w:val="1F3864" w:themeColor="accent1" w:themeShade="80"/>
               </w:rPr>
-              <w:lastRenderedPageBreak/>
               <w:t xml:space="preserve">Actividades ajustadas o eliminadas: </w:t>
             </w:r>
             <w:r>
@@ -3971,7 +4612,79 @@
                 <w:szCs w:val="20"/>
                 <w:lang w:eastAsia="es-CL"/>
               </w:rPr>
-              <w:t>No se eliminó ninguna actividad. Hubo dos tipos de ajuste. El primero fue una herramienta: los prototipos se hicieron en Canva en lugar de Figma, porque cumplía lo necesario para mostrar las pantallas y el equipo ya la conocía. El segundo fue de alcance: ampliación del escáner a más roles, control de propietario, auditoría de ediciones forzadas, filtros de reportes por escuela y fechas, y vistas de participantes y notificaciones, todos a solicitud de la contraparte. Se agregaron también actividades de endurecimiento no planificadas (seguridad, dockerización, normalización del RUT), por el riesgo de manejar datos personales.</w:t>
+              <w:t xml:space="preserve">No se eliminó ninguna. Hubo dos tipos de ajuste. El primero fue una herramienta: los prototipos se hicieron en </w:t>
+            </w:r>
+            <w:proofErr w:type="spellStart"/>
+            <w:r>
+              <w:rPr>
+                <w:rFonts w:ascii="Calibri" w:hAnsi="Calibri" w:cs="Arial"/>
+                <w:i/>
+                <w:color w:val="548DD4"/>
+                <w:sz w:val="20"/>
+                <w:szCs w:val="20"/>
+                <w:lang w:eastAsia="es-CL"/>
+              </w:rPr>
+              <w:t>Canva</w:t>
+            </w:r>
+            <w:proofErr w:type="spellEnd"/>
+            <w:r>
+              <w:rPr>
+                <w:rFonts w:ascii="Calibri" w:hAnsi="Calibri" w:cs="Arial"/>
+                <w:i/>
+                <w:color w:val="548DD4"/>
+                <w:sz w:val="20"/>
+                <w:szCs w:val="20"/>
+                <w:lang w:eastAsia="es-CL"/>
+              </w:rPr>
+              <w:t xml:space="preserve"> en lugar de </w:t>
+            </w:r>
+            <w:proofErr w:type="spellStart"/>
+            <w:r>
+              <w:rPr>
+                <w:rFonts w:ascii="Calibri" w:hAnsi="Calibri" w:cs="Arial"/>
+                <w:i/>
+                <w:color w:val="548DD4"/>
+                <w:sz w:val="20"/>
+                <w:szCs w:val="20"/>
+                <w:lang w:eastAsia="es-CL"/>
+              </w:rPr>
+              <w:t>Figma</w:t>
+            </w:r>
+            <w:proofErr w:type="spellEnd"/>
+            <w:r>
+              <w:rPr>
+                <w:rFonts w:ascii="Calibri" w:hAnsi="Calibri" w:cs="Arial"/>
+                <w:i/>
+                <w:color w:val="548DD4"/>
+                <w:sz w:val="20"/>
+                <w:szCs w:val="20"/>
+                <w:lang w:eastAsia="es-CL"/>
+              </w:rPr>
+              <w:t xml:space="preserve">, porque cubría lo necesario y el equipo ya la conocía. El segundo fue de alcance, a pedido de la contraparte, y se detalla en el resumen. Se agregaron también actividades de seguridad y </w:t>
+            </w:r>
+            <w:proofErr w:type="spellStart"/>
+            <w:r>
+              <w:rPr>
+                <w:rFonts w:ascii="Calibri" w:hAnsi="Calibri" w:cs="Arial"/>
+                <w:i/>
+                <w:color w:val="548DD4"/>
+                <w:sz w:val="20"/>
+                <w:szCs w:val="20"/>
+                <w:lang w:eastAsia="es-CL"/>
+              </w:rPr>
+              <w:t>dockerización</w:t>
+            </w:r>
+            <w:proofErr w:type="spellEnd"/>
+            <w:r>
+              <w:rPr>
+                <w:rFonts w:ascii="Calibri" w:hAnsi="Calibri" w:cs="Arial"/>
+                <w:i/>
+                <w:color w:val="548DD4"/>
+                <w:sz w:val="20"/>
+                <w:szCs w:val="20"/>
+                <w:lang w:eastAsia="es-CL"/>
+              </w:rPr>
+              <w:t xml:space="preserve"> no planificadas, por el riesgo de manejar datos personales.</w:t>
             </w:r>
           </w:p>
         </w:tc>
@@ -4065,6 +4778,30 @@
           </w:p>
           <w:p>
             <w:pPr>
+              <w:jc w:val="both"/>
+              <w:rPr>
+                <w:rFonts w:ascii="Calibri" w:hAnsi="Calibri" w:cs="Arial"/>
+                <w:i/>
+                <w:color w:val="548DD4"/>
+                <w:sz w:val="20"/>
+                <w:szCs w:val="20"/>
+                <w:lang w:eastAsia="es-CL"/>
+              </w:rPr>
+            </w:pPr>
+            <w:r>
+              <w:rPr>
+                <w:rFonts w:ascii="Calibri" w:hAnsi="Calibri" w:cs="Arial"/>
+                <w:i/>
+                <w:color w:val="548DD4"/>
+                <w:sz w:val="20"/>
+                <w:szCs w:val="20"/>
+                <w:lang w:eastAsia="es-CL"/>
+              </w:rPr>
+              <w:t>No hay actividades retrasadas respecto de la carta Gantt.</w:t>
+            </w:r>
+          </w:p>
+          <w:p>
+            <w:pPr>
               <w:pStyle w:val="Prrafodelista"/>
               <w:numPr>
                 <w:ilvl w:val="0"/>
@@ -4089,7 +4826,7 @@
                 <w:szCs w:val="20"/>
                 <w:lang w:eastAsia="es-CL"/>
               </w:rPr>
-              <w:t>Historia 008, respaldo automático y periódico: no iniciada, porque requiere el entorno de producción. Estrategia: implementar el script programado en cuanto exista el servidor, definir frecuencia y retención, documentar la restauración y adjuntar la evidencia.</w:t>
+              <w:t>Historia 008 (respaldo automático y periódico): no iniciada porque su semana de ejecución (11-12) aún no llega y requiere el entorno de producción. Estrategia: implementar el script programado al contar con el servidor, definir frecuencia y retención, y documentar la restauración. Si el servidor no está a tiempo, se evidenciará en el entorno local, previa consulta al docente.</w:t>
             </w:r>
           </w:p>
           <w:p>
@@ -4118,7 +4855,7 @@
                 <w:szCs w:val="20"/>
                 <w:lang w:eastAsia="es-CL"/>
               </w:rPr>
-              <w:t>Historia 003, envío real por SMTP: en curso. Estrategia: activarlo en la semana 12 con credenciales en variables de entorno y probar con una cuenta real.</w:t>
+              <w:t>Historia 003 (envío real por SMTP): la lógica está lista; falta activarlo con una cuenta institucional en las semanas 11-12.</w:t>
             </w:r>
           </w:p>
           <w:p>
@@ -4147,7 +4884,7 @@
                 <w:szCs w:val="20"/>
                 <w:lang w:eastAsia="es-CL"/>
               </w:rPr>
-              <w:t>Revisiones y validaciones con el Punto Estudiantil: hay una realizada y las demás pendientes, por dificultad para coordinar horarios. Estrategia: agendarlas con fecha fija, junto con la prueba de usabilidad de la semana 13.</w:t>
+              <w:t>Validaciones con el Punto Estudiantil: una realizada y el resto pendiente por coordinación de horarios. Estrategia: agendarlas con fecha fija junto con la prueba de usabilidad.</w:t>
             </w:r>
           </w:p>
         </w:tc>
@@ -4507,6 +5244,119 @@
 <file path=word/numbering.xml><?xml version="1.0" encoding="utf-8"?>
 <w:numbering xmlns:wpc="http://schemas.microsoft.com/office/word/2010/wordprocessingCanvas" xmlns:cx="http://schemas.microsoft.com/office/drawing/2014/chartex" xmlns:cx1="http://schemas.microsoft.com/office/drawing/2015/9/8/chartex" xmlns:cx2="http://schemas.microsoft.com/office/drawing/2015/10/21/chartex" xmlns:cx3="http://schemas.microsoft.com/office/drawing/2016/5/9/chartex" xmlns:cx4="http://schemas.microsoft.com/office/drawing/2016/5/10/chartex" xmlns:cx5="http://schemas.microsoft.com/office/drawing/2016/5/11/chartex" xmlns:cx6="http://schemas.microsoft.com/office/drawing/2016/5/12/chartex" xmlns:cx7="http://schemas.microsoft.com/office/drawing/2016/5/13/chartex" xmlns:cx8="http://schemas.microsoft.com/office/drawing/2016/5/14/chartex" xmlns:mc="http://schemas.openxmlformats.org/markup-compatibility/2006" xmlns:aink="http://schemas.microsoft.com/office/drawing/2016/ink" xmlns:am3d="http://schemas.microsoft.com/office/drawing/2017/model3d" xmlns:o="urn:schemas-microsoft-com:office:office" xmlns:oel="http://schemas.microsoft.com/office/2019/extlst" xmlns:r="http://schemas.openxmlformats.org/officeDocument/2006/relationships" xmlns:m="http://schemas.openxmlformats.org/officeDocument/2006/math" xmlns:v="urn:schemas-microsoft-com:vml" xmlns:wp14="http://schemas.microsoft.com/office/word/2010/wordprocessingDrawing" xmlns:wp="http://schemas.openxmlformats.org/drawingml/2006/wordprocessingDrawing" xmlns:w10="urn:schemas-microsoft-com:office:word" xmlns:w="http://schemas.openxmlformats.org/wordprocessingml/2006/main" xmlns:w14="http://schemas.microsoft.com/office/word/2010/wordml" xmlns:w15="http://schemas.microsoft.com/office/word/2012/wordml" xmlns:w16cex="http://schemas.microsoft.com/office/word/2018/wordml/cex" xmlns:w16cid="http://schemas.microsoft.com/office/word/2016/wordml/cid" xmlns:w16="http://schemas.microsoft.com/office/word/2018/wordml" xmlns:w16du="http://schemas.microsoft.com/office/word/2023/wordml/word16du" xmlns:w16sdtdh="http://schemas.microsoft.com/office/word/2020/wordml/sdtdatahash" xmlns:w16sdtfl="http://schemas.microsoft.com/office/word/2024/wordml/sdtformatlock" xmlns:w16se="http://schemas.microsoft.com/office/word/2015/wordml/symex" xmlns:wpg="http://schemas.microsoft.com/office/word/2010/wordprocessingGroup" xmlns:wpi="http://schemas.microsoft.com/office/word/2010/wordprocessingInk" xmlns:wne="http://schemas.microsoft.com/office/word/2006/wordml" xmlns:wps="http://schemas.microsoft.com/office/word/2010/wordprocessingShape" mc:Ignorable="w14 w15 w16se w16cid w16 w16cex w16sdtdh w16sdtfl w16du wp14">
   <w:abstractNum w:abstractNumId="0" w15:restartNumberingAfterBreak="0">
+    <w:nsid w:val="11C26DD5"/>
+    <w:multiLevelType w:val="hybridMultilevel"/>
+    <w:tmpl w:val="83D613F4"/>
+    <w:lvl w:ilvl="0" w:tplc="0C0A0001">
+      <w:start w:val="1"/>
+      <w:numFmt w:val="bullet"/>
+      <w:lvlText w:val=""/>
+      <w:lvlJc w:val="left"/>
+      <w:pPr>
+        <w:ind w:left="360" w:hanging="360"/>
+      </w:pPr>
+      <w:rPr>
+        <w:rFonts w:ascii="Symbol" w:hAnsi="Symbol" w:hint="default"/>
+      </w:rPr>
+    </w:lvl>
+    <w:lvl w:ilvl="1" w:tplc="0C0A0003" w:tentative="1">
+      <w:start w:val="1"/>
+      <w:numFmt w:val="bullet"/>
+      <w:lvlText w:val="o"/>
+      <w:lvlJc w:val="left"/>
+      <w:pPr>
+        <w:ind w:left="1080" w:hanging="360"/>
+      </w:pPr>
+      <w:rPr>
+        <w:rFonts w:ascii="Courier New" w:hAnsi="Courier New" w:cs="Courier New" w:hint="default"/>
+      </w:rPr>
+    </w:lvl>
+    <w:lvl w:ilvl="2" w:tplc="0C0A0005" w:tentative="1">
+      <w:start w:val="1"/>
+      <w:numFmt w:val="bullet"/>
+      <w:lvlText w:val=""/>
+      <w:lvlJc w:val="left"/>
+      <w:pPr>
+        <w:ind w:left="1800" w:hanging="360"/>
+      </w:pPr>
+      <w:rPr>
+        <w:rFonts w:ascii="Wingdings" w:hAnsi="Wingdings" w:hint="default"/>
+      </w:rPr>
+    </w:lvl>
+    <w:lvl w:ilvl="3" w:tplc="0C0A0001" w:tentative="1">
+      <w:start w:val="1"/>
+      <w:numFmt w:val="bullet"/>
+      <w:lvlText w:val=""/>
+      <w:lvlJc w:val="left"/>
+      <w:pPr>
+        <w:ind w:left="2520" w:hanging="360"/>
+      </w:pPr>
+      <w:rPr>
+        <w:rFonts w:ascii="Symbol" w:hAnsi="Symbol" w:hint="default"/>
+      </w:rPr>
+    </w:lvl>
+    <w:lvl w:ilvl="4" w:tplc="0C0A0003" w:tentative="1">
+      <w:start w:val="1"/>
+      <w:numFmt w:val="bullet"/>
+      <w:lvlText w:val="o"/>
+      <w:lvlJc w:val="left"/>
+      <w:pPr>
+        <w:ind w:left="3240" w:hanging="360"/>
+      </w:pPr>
+      <w:rPr>
+        <w:rFonts w:ascii="Courier New" w:hAnsi="Courier New" w:cs="Courier New" w:hint="default"/>
+      </w:rPr>
+    </w:lvl>
+    <w:lvl w:ilvl="5" w:tplc="0C0A0005" w:tentative="1">
+      <w:start w:val="1"/>
+      <w:numFmt w:val="bullet"/>
+      <w:lvlText w:val=""/>
+      <w:lvlJc w:val="left"/>
+      <w:pPr>
+        <w:ind w:left="3960" w:hanging="360"/>
+      </w:pPr>
+      <w:rPr>
+        <w:rFonts w:ascii="Wingdings" w:hAnsi="Wingdings" w:hint="default"/>
+      </w:rPr>
+    </w:lvl>
+    <w:lvl w:ilvl="6" w:tplc="0C0A0001" w:tentative="1">
+      <w:start w:val="1"/>
+      <w:numFmt w:val="bullet"/>
+      <w:lvlText w:val=""/>
+      <w:lvlJc w:val="left"/>
+      <w:pPr>
+        <w:ind w:left="4680" w:hanging="360"/>
+      </w:pPr>
+      <w:rPr>
+        <w:rFonts w:ascii="Symbol" w:hAnsi="Symbol" w:hint="default"/>
+      </w:rPr>
+    </w:lvl>
+    <w:lvl w:ilvl="7" w:tplc="0C0A0003" w:tentative="1">
+      <w:start w:val="1"/>
+      <w:numFmt w:val="bullet"/>
+      <w:lvlText w:val="o"/>
+      <w:lvlJc w:val="left"/>
+      <w:pPr>
+        <w:ind w:left="5400" w:hanging="360"/>
+      </w:pPr>
+      <w:rPr>
+        <w:rFonts w:ascii="Courier New" w:hAnsi="Courier New" w:cs="Courier New" w:hint="default"/>
+      </w:rPr>
+    </w:lvl>
+    <w:lvl w:ilvl="8" w:tplc="0C0A0005" w:tentative="1">
+      <w:start w:val="1"/>
+      <w:numFmt w:val="bullet"/>
+      <w:lvlText w:val=""/>
+      <w:lvlJc w:val="left"/>
+      <w:pPr>
+        <w:ind w:left="6120" w:hanging="360"/>
+      </w:pPr>
+      <w:rPr>
+        <w:rFonts w:ascii="Wingdings" w:hAnsi="Wingdings" w:hint="default"/>
+      </w:rPr>
+    </w:lvl>
+  </w:abstractNum>
+  <w:abstractNum w:abstractNumId="1" w15:restartNumberingAfterBreak="0">
     <w:nsid w:val="1ADF045F"/>
     <w:multiLevelType w:val="hybridMultilevel"/>
     <w:tmpl w:val="D9BEF76C"/>
@@ -4619,7 +5469,7 @@
       </w:rPr>
     </w:lvl>
   </w:abstractNum>
-  <w:abstractNum w:abstractNumId="1" w15:restartNumberingAfterBreak="0">
+  <w:abstractNum w:abstractNumId="2" w15:restartNumberingAfterBreak="0">
     <w:nsid w:val="2FFD4C7F"/>
     <w:multiLevelType w:val="multilevel"/>
     <w:tmpl w:val="CAF0F936"/>
@@ -4740,7 +5590,7 @@
       </w:rPr>
     </w:lvl>
   </w:abstractNum>
-  <w:abstractNum w:abstractNumId="2" w15:restartNumberingAfterBreak="0">
+  <w:abstractNum w:abstractNumId="3" w15:restartNumberingAfterBreak="0">
     <w:nsid w:val="552C370B"/>
     <w:multiLevelType w:val="hybridMultilevel"/>
     <w:tmpl w:val="CC8EE3EE"/>
@@ -4853,7 +5703,7 @@
       </w:rPr>
     </w:lvl>
   </w:abstractNum>
-  <w:abstractNum w:abstractNumId="3" w15:restartNumberingAfterBreak="0">
+  <w:abstractNum w:abstractNumId="4" w15:restartNumberingAfterBreak="0">
     <w:nsid w:val="6133245A"/>
     <w:multiLevelType w:val="hybridMultilevel"/>
     <w:tmpl w:val="A2EA7DB0"/>
@@ -4967,15 +5817,18 @@
     </w:lvl>
   </w:abstractNum>
   <w:num w:numId="1" w16cid:durableId="479811999">
+    <w:abstractNumId w:val="2"/>
+  </w:num>
+  <w:num w:numId="2" w16cid:durableId="1652052989">
+    <w:abstractNumId w:val="4"/>
+  </w:num>
+  <w:num w:numId="3" w16cid:durableId="553007763">
+    <w:abstractNumId w:val="3"/>
+  </w:num>
+  <w:num w:numId="4" w16cid:durableId="212231271">
     <w:abstractNumId w:val="1"/>
   </w:num>
-  <w:num w:numId="2" w16cid:durableId="1652052989">
-    <w:abstractNumId w:val="3"/>
-  </w:num>
-  <w:num w:numId="3" w16cid:durableId="553007763">
-    <w:abstractNumId w:val="2"/>
-  </w:num>
-  <w:num w:numId="4" w16cid:durableId="212231271">
+  <w:num w:numId="5" w16cid:durableId="1372918021">
     <w:abstractNumId w:val="0"/>
   </w:num>
 </w:numbering>
@@ -5983,15 +6836,6 @@
 </file>
 
 <file path=customXml/item1.xml><?xml version="1.0" encoding="utf-8"?>
-<?mso-contentType ?>
-<FormTemplates xmlns="http://schemas.microsoft.com/sharepoint/v3/contenttype/forms">
-  <Display>DocumentLibraryForm</Display>
-  <Edit>DocumentLibraryForm</Edit>
-  <New>DocumentLibraryForm</New>
-</FormTemplates>
-</file>
-
-<file path=customXml/item2.xml><?xml version="1.0" encoding="utf-8"?>
 <ct:contentTypeSchema xmlns:ct="http://schemas.microsoft.com/office/2006/metadata/contentType" xmlns:ma="http://schemas.microsoft.com/office/2006/metadata/properties/metaAttributes" ct:_="" ma:_="" ma:contentTypeName="Documento" ma:contentTypeID="0x010100E96778489EE7714D8BD12CC105EB918B" ma:contentTypeVersion="2" ma:contentTypeDescription="Crear nuevo documento." ma:contentTypeScope="" ma:versionID="416c5c7ae9b5d54d83875cd3c65194e3">
   <xsd:schema xmlns:xsd="http://www.w3.org/2001/XMLSchema" xmlns:xs="http://www.w3.org/2001/XMLSchema" xmlns:p="http://schemas.microsoft.com/office/2006/metadata/properties" xmlns:ns2="126e8a1c-9ea9-435a-ac89-d06c80d62e30" targetNamespace="http://schemas.microsoft.com/office/2006/metadata/properties" ma:root="true" ma:fieldsID="70a237c842677bd850644f8595079f5e" ns2:_="">
     <xsd:import namespace="126e8a1c-9ea9-435a-ac89-d06c80d62e30"/>
@@ -6123,6 +6967,15 @@
 </ct:contentTypeSchema>
 </file>
 
+<file path=customXml/item2.xml><?xml version="1.0" encoding="utf-8"?>
+<?mso-contentType ?>
+<FormTemplates xmlns="http://schemas.microsoft.com/sharepoint/v3/contenttype/forms">
+  <Display>DocumentLibraryForm</Display>
+  <Edit>DocumentLibraryForm</Edit>
+  <New>DocumentLibraryForm</New>
+</FormTemplates>
+</file>
+
 <file path=customXml/item3.xml><?xml version="1.0" encoding="utf-8"?>
 <p:properties xmlns:p="http://schemas.microsoft.com/office/2006/metadata/properties" xmlns:xsi="http://www.w3.org/2001/XMLSchema-instance" xmlns:pc="http://schemas.microsoft.com/office/infopath/2007/PartnerControls">
   <documentManagement/>
@@ -6130,14 +6983,6 @@
 </file>
 
 <file path=customXml/itemProps1.xml><?xml version="1.0" encoding="utf-8"?>
-<ds:datastoreItem xmlns:ds="http://schemas.openxmlformats.org/officeDocument/2006/customXml" ds:itemID="{D51C61E4-DB75-4684-AD25-71F546404E96}">
-  <ds:schemaRefs>
-    <ds:schemaRef ds:uri="http://schemas.microsoft.com/sharepoint/v3/contenttype/forms"/>
-  </ds:schemaRefs>
-</ds:datastoreItem>
-</file>
-
-<file path=customXml/itemProps2.xml><?xml version="1.0" encoding="utf-8"?>
 <ds:datastoreItem xmlns:ds="http://schemas.openxmlformats.org/officeDocument/2006/customXml" ds:itemID="{6F3661B0-5934-4FAB-ADC6-33A19B814E8D}">
   <ds:schemaRefs>
     <ds:schemaRef ds:uri="http://schemas.microsoft.com/office/2006/metadata/contentType"/>
@@ -6155,6 +7000,14 @@
 </ds:datastoreItem>
 </file>
 
+<file path=customXml/itemProps2.xml><?xml version="1.0" encoding="utf-8"?>
+<ds:datastoreItem xmlns:ds="http://schemas.openxmlformats.org/officeDocument/2006/customXml" ds:itemID="{D51C61E4-DB75-4684-AD25-71F546404E96}">
+  <ds:schemaRefs>
+    <ds:schemaRef ds:uri="http://schemas.microsoft.com/sharepoint/v3/contenttype/forms"/>
+  </ds:schemaRefs>
+</ds:datastoreItem>
+</file>
+
 <file path=customXml/itemProps3.xml><?xml version="1.0" encoding="utf-8"?>
 <ds:datastoreItem xmlns:ds="http://schemas.openxmlformats.org/officeDocument/2006/customXml" ds:itemID="{46CA5683-AF87-4E40-B841-2E23A3B52406}">
   <ds:schemaRefs>
